--- a/docs/manuals/05_ETIS_Engineering_Studio_Student_User_Guide.docx
+++ b/docs/manuals/05_ETIS_Engineering_Studio_Student_User_Guide.docx
@@ -20,6 +20,10 @@
         <w:pStyle w:val="Title"/>
       </w:pPr>
       <w:r>
+        <w:rPr>
+          <w:color w:val="000000"/>
+          <w:u w:val="none"/>
+        </w:rPr>
         <w:t>Student User Guide</w:t>
       </w:r>
     </w:p>
@@ -29,6 +33,11 @@
       </w:pPr>
       <w:r>
         <w:t>Complete student reference: sign-in, team/repository setup, evidence, frozen checkpoints, reviews, engineering decisions, history, and troubleshooting</w:t>
+      </w:r>
+    </w:p>
+    <w:p>
+      <w:r>
+        <w:t>v0.18.0 manual edition. Software release candidate; publication follows deployment acceptance.</w:t>
       </w:r>
     </w:p>
     <w:tbl>
@@ -42,6 +51,10 @@
         <w:gridCol w:w="7776"/>
       </w:tblGrid>
       <w:tr>
+        <w:trPr>
+          <w:tblHeader/>
+          <w:cantSplit/>
+        </w:trPr>
         <w:tc>
           <w:tcPr>
             <w:tcW w:w="2088" w:type="dxa"/>
@@ -54,6 +67,9 @@
             </w:tcMar>
           </w:tcPr>
           <w:p>
+            <w:pPr>
+              <w:keepNext w:val="0"/>
+            </w:pPr>
             <w:r>
               <w:rPr>
                 <w:b/>
@@ -73,6 +89,9 @@
             </w:tcMar>
           </w:tcPr>
           <w:p>
+            <w:pPr>
+              <w:keepNext w:val="0"/>
+            </w:pPr>
             <w:r>
               <w:t>Students in COMP 330/474 and other approved ETIS course sections</w:t>
             </w:r>
@@ -80,6 +99,9 @@
         </w:tc>
       </w:tr>
       <w:tr>
+        <w:trPr>
+          <w:cantSplit/>
+        </w:trPr>
         <w:tc>
           <w:tcPr>
             <w:tcW w:w="2088" w:type="dxa"/>
@@ -92,6 +114,9 @@
             </w:tcMar>
           </w:tcPr>
           <w:p>
+            <w:pPr>
+              <w:keepNext w:val="0"/>
+            </w:pPr>
             <w:r>
               <w:rPr>
                 <w:b/>
@@ -111,6 +136,9 @@
             </w:tcMar>
           </w:tcPr>
           <w:p>
+            <w:pPr>
+              <w:keepNext w:val="0"/>
+            </w:pPr>
             <w:r>
               <w:t>Explain the complete student experience from first sign-in through repeated evidence-based engineering reviews and historical learning records.</w:t>
             </w:r>
@@ -118,6 +146,9 @@
         </w:tc>
       </w:tr>
       <w:tr>
+        <w:trPr>
+          <w:cantSplit/>
+        </w:trPr>
         <w:tc>
           <w:tcPr>
             <w:tcW w:w="2088" w:type="dxa"/>
@@ -130,6 +161,9 @@
             </w:tcMar>
           </w:tcPr>
           <w:p>
+            <w:pPr>
+              <w:keepNext w:val="0"/>
+            </w:pPr>
             <w:r>
               <w:rPr>
                 <w:b/>
@@ -149,6 +183,9 @@
             </w:tcMar>
           </w:tcPr>
           <w:p>
+            <w:pPr>
+              <w:keepNext w:val="0"/>
+            </w:pPr>
             <w:r>
               <w:t>COMP 330/474 Software Engineering • Fall 2026</w:t>
             </w:r>
@@ -156,6 +193,9 @@
         </w:tc>
       </w:tr>
       <w:tr>
+        <w:trPr>
+          <w:cantSplit/>
+        </w:trPr>
         <w:tc>
           <w:tcPr>
             <w:tcW w:w="2088" w:type="dxa"/>
@@ -168,6 +208,9 @@
             </w:tcMar>
           </w:tcPr>
           <w:p>
+            <w:pPr>
+              <w:keepNext w:val="0"/>
+            </w:pPr>
             <w:r>
               <w:rPr>
                 <w:b/>
@@ -187,8 +230,11 @@
             </w:tcMar>
           </w:tcPr>
           <w:p>
-            <w:r>
-              <w:t>Semester Start 2026 • August 23, 2026</w:t>
+            <w:pPr>
+              <w:keepNext w:val="0"/>
+            </w:pPr>
+            <w:r>
+              <w:t>v0.18.0 • October 2, 2026</w:t>
             </w:r>
           </w:p>
         </w:tc>
@@ -207,6 +253,8 @@
       <w:tr>
         <w:trPr>
           <w:jc w:val="center"/>
+          <w:tblHeader/>
+          <w:cantSplit/>
         </w:trPr>
         <w:tc>
           <w:tcPr>
@@ -220,6 +268,9 @@
             </w:tcMar>
           </w:tcPr>
           <w:p>
+            <w:pPr>
+              <w:keepNext w:val="0"/>
+            </w:pPr>
             <w:r>
               <w:rPr>
                 <w:b/>
@@ -562,6 +613,8 @@
       <w:tr>
         <w:trPr>
           <w:jc w:val="center"/>
+          <w:tblHeader/>
+          <w:cantSplit/>
         </w:trPr>
         <w:tc>
           <w:tcPr>
@@ -577,6 +630,7 @@
           </w:tcPr>
           <w:p>
             <w:pPr>
+              <w:keepNext w:val="0"/>
               <w:jc w:val="center"/>
             </w:pPr>
             <w:r>
@@ -602,6 +656,7 @@
           </w:tcPr>
           <w:p>
             <w:pPr>
+              <w:keepNext w:val="0"/>
               <w:jc w:val="center"/>
             </w:pPr>
             <w:r>
@@ -627,6 +682,7 @@
           </w:tcPr>
           <w:p>
             <w:pPr>
+              <w:keepNext w:val="0"/>
               <w:jc w:val="center"/>
             </w:pPr>
             <w:r>
@@ -652,6 +708,7 @@
           </w:tcPr>
           <w:p>
             <w:pPr>
+              <w:keepNext w:val="0"/>
               <w:jc w:val="center"/>
             </w:pPr>
             <w:r>
@@ -677,6 +734,7 @@
           </w:tcPr>
           <w:p>
             <w:pPr>
+              <w:keepNext w:val="0"/>
               <w:jc w:val="center"/>
             </w:pPr>
             <w:r>
@@ -702,6 +760,7 @@
           </w:tcPr>
           <w:p>
             <w:pPr>
+              <w:keepNext w:val="0"/>
               <w:jc w:val="center"/>
             </w:pPr>
             <w:r>
@@ -727,6 +786,7 @@
           </w:tcPr>
           <w:p>
             <w:pPr>
+              <w:keepNext w:val="0"/>
               <w:jc w:val="center"/>
             </w:pPr>
             <w:r>
@@ -752,6 +812,7 @@
           </w:tcPr>
           <w:p>
             <w:pPr>
+              <w:keepNext w:val="0"/>
               <w:jc w:val="center"/>
             </w:pPr>
             <w:r>
@@ -782,6 +843,8 @@
       <w:tr>
         <w:trPr>
           <w:jc w:val="center"/>
+          <w:tblHeader/>
+          <w:cantSplit/>
         </w:trPr>
         <w:tc>
           <w:tcPr>
@@ -795,6 +858,9 @@
             </w:tcMar>
           </w:tcPr>
           <w:p>
+            <w:pPr>
+              <w:keepNext w:val="0"/>
+            </w:pPr>
             <w:r>
               <w:rPr>
                 <w:b/>
@@ -835,6 +901,8 @@
       <w:tr>
         <w:trPr>
           <w:jc w:val="center"/>
+          <w:tblHeader/>
+          <w:cantSplit/>
         </w:trPr>
         <w:tc>
           <w:tcPr>
@@ -848,6 +916,9 @@
             </w:tcMar>
           </w:tcPr>
           <w:p>
+            <w:pPr>
+              <w:keepNext w:val="0"/>
+            </w:pPr>
             <w:r>
               <w:rPr>
                 <w:b/>
@@ -855,6 +926,8 @@
                 <w:sz w:val="18"/>
               </w:rPr>
               <w:t>ABOUT THE SCREENSHOTS</w:t>
+              <w:br/>
+              <w:t>Embedded screenshots are historical August 2026 examples. They illustrate workflow states; labels/layout may differ from v0.18.0. Current instructions and source contracts govern behavior. No screenshot is proof of this release’s deployment acceptance.</w:t>
             </w:r>
             <w:r>
               <w:rPr>
@@ -862,11 +935,8 @@
                 <w:color w:val="287E78"/>
                 <w:sz w:val="18"/>
               </w:rPr>
-              <w:br/>
-            </w:r>
-            <w:r>
-              <w:t>Screenshots in this guide use a production acceptance test account and example team/repository states. Your name, team, project, repository, session numbers, evidence counts, and findings will differ. Use the screenshots to recognize controls and workflow states - not as values your screen must exactly match.</w:t>
-            </w:r>
+            </w:r>
+            <w:r/>
           </w:p>
         </w:tc>
       </w:tr>
@@ -900,6 +970,8 @@
         <w:trPr>
           <w:tblHeader/>
           <w:jc w:val="center"/>
+          <w:tblHeader/>
+          <w:cantSplit/>
         </w:trPr>
         <w:tc>
           <w:tcPr>
@@ -913,6 +985,9 @@
             </w:tcMar>
           </w:tcPr>
           <w:p>
+            <w:pPr>
+              <w:keepNext w:val="0"/>
+            </w:pPr>
             <w:r>
               <w:rPr>
                 <w:b/>
@@ -935,6 +1010,9 @@
             </w:tcMar>
           </w:tcPr>
           <w:p>
+            <w:pPr>
+              <w:keepNext w:val="0"/>
+            </w:pPr>
             <w:r>
               <w:rPr>
                 <w:b/>
@@ -957,6 +1035,9 @@
             </w:tcMar>
           </w:tcPr>
           <w:p>
+            <w:pPr>
+              <w:keepNext w:val="0"/>
+            </w:pPr>
             <w:r>
               <w:rPr>
                 <w:b/>
@@ -971,6 +1052,7 @@
       <w:tr>
         <w:trPr>
           <w:jc w:val="center"/>
+          <w:cantSplit/>
         </w:trPr>
         <w:tc>
           <w:tcPr>
@@ -983,6 +1065,9 @@
             </w:tcMar>
           </w:tcPr>
           <w:p>
+            <w:pPr>
+              <w:keepNext w:val="0"/>
+            </w:pPr>
             <w:r>
               <w:rPr>
                 <w:sz w:val="18"/>
@@ -1002,6 +1087,9 @@
             </w:tcMar>
           </w:tcPr>
           <w:p>
+            <w:pPr>
+              <w:keepNext w:val="0"/>
+            </w:pPr>
             <w:r>
               <w:rPr>
                 <w:sz w:val="18"/>
@@ -1021,6 +1109,9 @@
             </w:tcMar>
           </w:tcPr>
           <w:p>
+            <w:pPr>
+              <w:keepNext w:val="0"/>
+            </w:pPr>
             <w:r>
               <w:rPr>
                 <w:sz w:val="18"/>
@@ -1033,6 +1124,7 @@
       <w:tr>
         <w:trPr>
           <w:jc w:val="center"/>
+          <w:cantSplit/>
         </w:trPr>
         <w:tc>
           <w:tcPr>
@@ -1045,6 +1137,9 @@
             </w:tcMar>
           </w:tcPr>
           <w:p>
+            <w:pPr>
+              <w:keepNext w:val="0"/>
+            </w:pPr>
             <w:r>
               <w:rPr>
                 <w:sz w:val="18"/>
@@ -1064,6 +1159,9 @@
             </w:tcMar>
           </w:tcPr>
           <w:p>
+            <w:pPr>
+              <w:keepNext w:val="0"/>
+            </w:pPr>
             <w:r>
               <w:rPr>
                 <w:sz w:val="18"/>
@@ -1083,6 +1181,9 @@
             </w:tcMar>
           </w:tcPr>
           <w:p>
+            <w:pPr>
+              <w:keepNext w:val="0"/>
+            </w:pPr>
             <w:r>
               <w:rPr>
                 <w:sz w:val="18"/>
@@ -1095,6 +1196,7 @@
       <w:tr>
         <w:trPr>
           <w:jc w:val="center"/>
+          <w:cantSplit/>
         </w:trPr>
         <w:tc>
           <w:tcPr>
@@ -1107,6 +1209,9 @@
             </w:tcMar>
           </w:tcPr>
           <w:p>
+            <w:pPr>
+              <w:keepNext w:val="0"/>
+            </w:pPr>
             <w:r>
               <w:rPr>
                 <w:sz w:val="18"/>
@@ -1126,6 +1231,9 @@
             </w:tcMar>
           </w:tcPr>
           <w:p>
+            <w:pPr>
+              <w:keepNext w:val="0"/>
+            </w:pPr>
             <w:r>
               <w:rPr>
                 <w:sz w:val="18"/>
@@ -1145,6 +1253,9 @@
             </w:tcMar>
           </w:tcPr>
           <w:p>
+            <w:pPr>
+              <w:keepNext w:val="0"/>
+            </w:pPr>
             <w:r>
               <w:rPr>
                 <w:sz w:val="18"/>
@@ -1157,6 +1268,7 @@
       <w:tr>
         <w:trPr>
           <w:jc w:val="center"/>
+          <w:cantSplit/>
         </w:trPr>
         <w:tc>
           <w:tcPr>
@@ -1169,6 +1281,9 @@
             </w:tcMar>
           </w:tcPr>
           <w:p>
+            <w:pPr>
+              <w:keepNext w:val="0"/>
+            </w:pPr>
             <w:r>
               <w:rPr>
                 <w:sz w:val="18"/>
@@ -1188,6 +1303,9 @@
             </w:tcMar>
           </w:tcPr>
           <w:p>
+            <w:pPr>
+              <w:keepNext w:val="0"/>
+            </w:pPr>
             <w:r>
               <w:rPr>
                 <w:sz w:val="18"/>
@@ -1214,6 +1332,9 @@
             </w:tcMar>
           </w:tcPr>
           <w:p>
+            <w:pPr>
+              <w:keepNext w:val="0"/>
+            </w:pPr>
             <w:r>
               <w:rPr>
                 <w:sz w:val="18"/>
@@ -1227,6 +1348,7 @@
       <w:tr>
         <w:trPr>
           <w:jc w:val="center"/>
+          <w:cantSplit/>
         </w:trPr>
         <w:tc>
           <w:tcPr>
@@ -1239,6 +1361,9 @@
             </w:tcMar>
           </w:tcPr>
           <w:p>
+            <w:pPr>
+              <w:keepNext w:val="0"/>
+            </w:pPr>
             <w:r>
               <w:rPr>
                 <w:sz w:val="18"/>
@@ -1258,6 +1383,9 @@
             </w:tcMar>
           </w:tcPr>
           <w:p>
+            <w:pPr>
+              <w:keepNext w:val="0"/>
+            </w:pPr>
             <w:r>
               <w:rPr>
                 <w:sz w:val="18"/>
@@ -1277,6 +1405,9 @@
             </w:tcMar>
           </w:tcPr>
           <w:p>
+            <w:pPr>
+              <w:keepNext w:val="0"/>
+            </w:pPr>
             <w:r>
               <w:rPr>
                 <w:sz w:val="18"/>
@@ -1304,6 +1435,8 @@
       <w:tr>
         <w:trPr>
           <w:jc w:val="center"/>
+          <w:tblHeader/>
+          <w:cantSplit/>
         </w:trPr>
         <w:tc>
           <w:tcPr>
@@ -1317,6 +1450,9 @@
             </w:tcMar>
           </w:tcPr>
           <w:p>
+            <w:pPr>
+              <w:keepNext w:val="0"/>
+            </w:pPr>
             <w:r>
               <w:rPr>
                 <w:b/>
@@ -1423,6 +1559,7 @@
     </w:p>
     <w:p>
       <w:pPr>
+        <w:keepNext/>
         <w:spacing w:before="80" w:after="40"/>
         <w:jc w:val="center"/>
       </w:pPr>
@@ -1471,10 +1608,15 @@
     <w:p>
       <w:pPr>
         <w:pStyle w:val="ETISCaption"/>
+        <w:keepNext w:val="0"/>
+        <w:keepLines/>
         <w:jc w:val="center"/>
       </w:pPr>
       <w:r>
         <w:t>Figure 1. Loyola sign-in gate. ETIS does not maintain a separate student password.</w:t>
+      </w:r>
+      <w:r>
+        <w:t xml:space="preserve"> Historical reference figure; current text governs.</w:t>
       </w:r>
     </w:p>
     <w:p>
@@ -1500,6 +1642,8 @@
         <w:trPr>
           <w:tblHeader/>
           <w:jc w:val="center"/>
+          <w:tblHeader/>
+          <w:cantSplit/>
         </w:trPr>
         <w:tc>
           <w:tcPr>
@@ -1513,6 +1657,9 @@
             </w:tcMar>
           </w:tcPr>
           <w:p>
+            <w:pPr>
+              <w:keepNext w:val="0"/>
+            </w:pPr>
             <w:r>
               <w:rPr>
                 <w:b/>
@@ -1535,6 +1682,9 @@
             </w:tcMar>
           </w:tcPr>
           <w:p>
+            <w:pPr>
+              <w:keepNext w:val="0"/>
+            </w:pPr>
             <w:r>
               <w:rPr>
                 <w:b/>
@@ -1549,6 +1699,7 @@
       <w:tr>
         <w:trPr>
           <w:jc w:val="center"/>
+          <w:cantSplit/>
         </w:trPr>
         <w:tc>
           <w:tcPr>
@@ -1561,6 +1712,9 @@
             </w:tcMar>
           </w:tcPr>
           <w:p>
+            <w:pPr>
+              <w:keepNext w:val="0"/>
+            </w:pPr>
             <w:r>
               <w:rPr>
                 <w:sz w:val="18"/>
@@ -1580,6 +1734,9 @@
             </w:tcMar>
           </w:tcPr>
           <w:p>
+            <w:pPr>
+              <w:keepNext w:val="0"/>
+            </w:pPr>
             <w:r>
               <w:rPr>
                 <w:sz w:val="18"/>
@@ -1592,6 +1749,7 @@
       <w:tr>
         <w:trPr>
           <w:jc w:val="center"/>
+          <w:cantSplit/>
         </w:trPr>
         <w:tc>
           <w:tcPr>
@@ -1604,6 +1762,9 @@
             </w:tcMar>
           </w:tcPr>
           <w:p>
+            <w:pPr>
+              <w:keepNext w:val="0"/>
+            </w:pPr>
             <w:r>
               <w:rPr>
                 <w:sz w:val="18"/>
@@ -1623,6 +1784,9 @@
             </w:tcMar>
           </w:tcPr>
           <w:p>
+            <w:pPr>
+              <w:keepNext w:val="0"/>
+            </w:pPr>
             <w:r>
               <w:rPr>
                 <w:sz w:val="18"/>
@@ -1635,6 +1799,7 @@
       <w:tr>
         <w:trPr>
           <w:jc w:val="center"/>
+          <w:cantSplit/>
         </w:trPr>
         <w:tc>
           <w:tcPr>
@@ -1647,6 +1812,9 @@
             </w:tcMar>
           </w:tcPr>
           <w:p>
+            <w:pPr>
+              <w:keepNext w:val="0"/>
+            </w:pPr>
             <w:r>
               <w:rPr>
                 <w:sz w:val="18"/>
@@ -1666,6 +1834,9 @@
             </w:tcMar>
           </w:tcPr>
           <w:p>
+            <w:pPr>
+              <w:keepNext w:val="0"/>
+            </w:pPr>
             <w:r>
               <w:rPr>
                 <w:sz w:val="18"/>
@@ -1678,6 +1849,7 @@
       <w:tr>
         <w:trPr>
           <w:jc w:val="center"/>
+          <w:cantSplit/>
         </w:trPr>
         <w:tc>
           <w:tcPr>
@@ -1690,6 +1862,9 @@
             </w:tcMar>
           </w:tcPr>
           <w:p>
+            <w:pPr>
+              <w:keepNext w:val="0"/>
+            </w:pPr>
             <w:r>
               <w:rPr>
                 <w:sz w:val="18"/>
@@ -1709,6 +1884,9 @@
             </w:tcMar>
           </w:tcPr>
           <w:p>
+            <w:pPr>
+              <w:keepNext w:val="0"/>
+            </w:pPr>
             <w:r>
               <w:rPr>
                 <w:sz w:val="18"/>
@@ -1721,6 +1899,7 @@
       <w:tr>
         <w:trPr>
           <w:jc w:val="center"/>
+          <w:cantSplit/>
         </w:trPr>
         <w:tc>
           <w:tcPr>
@@ -1733,6 +1912,9 @@
             </w:tcMar>
           </w:tcPr>
           <w:p>
+            <w:pPr>
+              <w:keepNext w:val="0"/>
+            </w:pPr>
             <w:r>
               <w:rPr>
                 <w:sz w:val="18"/>
@@ -1752,6 +1934,9 @@
             </w:tcMar>
           </w:tcPr>
           <w:p>
+            <w:pPr>
+              <w:keepNext w:val="0"/>
+            </w:pPr>
             <w:r>
               <w:rPr>
                 <w:sz w:val="18"/>
@@ -1769,6 +1954,7 @@
     </w:p>
     <w:p>
       <w:pPr>
+        <w:keepNext/>
         <w:spacing w:before="80" w:after="40"/>
         <w:jc w:val="center"/>
       </w:pPr>
@@ -1817,10 +2003,15 @@
     <w:p>
       <w:pPr>
         <w:pStyle w:val="ETISCaption"/>
+        <w:keepNext w:val="0"/>
+        <w:keepLines/>
         <w:jc w:val="center"/>
       </w:pPr>
       <w:r>
         <w:t>Figure 2. The Studio context bar shows team, project, current phase, evidence snapshot context, and the review-start action.</w:t>
+      </w:r>
+      <w:r>
+        <w:t xml:space="preserve"> Historical reference figure; current text governs.</w:t>
       </w:r>
     </w:p>
     <w:tbl>
@@ -1835,6 +2026,8 @@
       <w:tr>
         <w:trPr>
           <w:jc w:val="center"/>
+          <w:tblHeader/>
+          <w:cantSplit/>
         </w:trPr>
         <w:tc>
           <w:tcPr>
@@ -1848,6 +2041,9 @@
             </w:tcMar>
           </w:tcPr>
           <w:p>
+            <w:pPr>
+              <w:keepNext w:val="0"/>
+            </w:pPr>
             <w:r>
               <w:rPr>
                 <w:b/>
@@ -1904,6 +2100,8 @@
         <w:trPr>
           <w:tblHeader/>
           <w:jc w:val="center"/>
+          <w:tblHeader/>
+          <w:cantSplit/>
         </w:trPr>
         <w:tc>
           <w:tcPr>
@@ -1917,6 +2115,9 @@
             </w:tcMar>
           </w:tcPr>
           <w:p>
+            <w:pPr>
+              <w:keepNext w:val="0"/>
+            </w:pPr>
             <w:r>
               <w:rPr>
                 <w:b/>
@@ -1939,6 +2140,9 @@
             </w:tcMar>
           </w:tcPr>
           <w:p>
+            <w:pPr>
+              <w:keepNext w:val="0"/>
+            </w:pPr>
             <w:r>
               <w:rPr>
                 <w:b/>
@@ -1953,6 +2157,7 @@
       <w:tr>
         <w:trPr>
           <w:jc w:val="center"/>
+          <w:cantSplit/>
         </w:trPr>
         <w:tc>
           <w:tcPr>
@@ -1965,6 +2170,9 @@
             </w:tcMar>
           </w:tcPr>
           <w:p>
+            <w:pPr>
+              <w:keepNext w:val="0"/>
+            </w:pPr>
             <w:r>
               <w:rPr>
                 <w:sz w:val="18"/>
@@ -1984,6 +2192,9 @@
             </w:tcMar>
           </w:tcPr>
           <w:p>
+            <w:pPr>
+              <w:keepNext w:val="0"/>
+            </w:pPr>
             <w:r>
               <w:rPr>
                 <w:sz w:val="18"/>
@@ -1996,6 +2207,7 @@
       <w:tr>
         <w:trPr>
           <w:jc w:val="center"/>
+          <w:cantSplit/>
         </w:trPr>
         <w:tc>
           <w:tcPr>
@@ -2008,6 +2220,9 @@
             </w:tcMar>
           </w:tcPr>
           <w:p>
+            <w:pPr>
+              <w:keepNext w:val="0"/>
+            </w:pPr>
             <w:r>
               <w:rPr>
                 <w:sz w:val="18"/>
@@ -2027,6 +2242,9 @@
             </w:tcMar>
           </w:tcPr>
           <w:p>
+            <w:pPr>
+              <w:keepNext w:val="0"/>
+            </w:pPr>
             <w:r>
               <w:rPr>
                 <w:sz w:val="18"/>
@@ -2039,6 +2257,7 @@
       <w:tr>
         <w:trPr>
           <w:jc w:val="center"/>
+          <w:cantSplit/>
         </w:trPr>
         <w:tc>
           <w:tcPr>
@@ -2051,6 +2270,9 @@
             </w:tcMar>
           </w:tcPr>
           <w:p>
+            <w:pPr>
+              <w:keepNext w:val="0"/>
+            </w:pPr>
             <w:r>
               <w:rPr>
                 <w:sz w:val="18"/>
@@ -2070,6 +2292,9 @@
             </w:tcMar>
           </w:tcPr>
           <w:p>
+            <w:pPr>
+              <w:keepNext w:val="0"/>
+            </w:pPr>
             <w:r>
               <w:rPr>
                 <w:sz w:val="18"/>
@@ -2082,6 +2307,7 @@
       <w:tr>
         <w:trPr>
           <w:jc w:val="center"/>
+          <w:cantSplit/>
         </w:trPr>
         <w:tc>
           <w:tcPr>
@@ -2094,6 +2320,9 @@
             </w:tcMar>
           </w:tcPr>
           <w:p>
+            <w:pPr>
+              <w:keepNext w:val="0"/>
+            </w:pPr>
             <w:r>
               <w:rPr>
                 <w:sz w:val="18"/>
@@ -2113,6 +2342,9 @@
             </w:tcMar>
           </w:tcPr>
           <w:p>
+            <w:pPr>
+              <w:keepNext w:val="0"/>
+            </w:pPr>
             <w:r>
               <w:rPr>
                 <w:sz w:val="18"/>
@@ -2130,6 +2362,7 @@
     </w:p>
     <w:p>
       <w:pPr>
+        <w:keepNext/>
         <w:spacing w:before="80" w:after="40"/>
         <w:jc w:val="center"/>
       </w:pPr>
@@ -2178,10 +2411,15 @@
     <w:p>
       <w:pPr>
         <w:pStyle w:val="ETISCaption"/>
+        <w:keepNext w:val="0"/>
+        <w:keepLines/>
         <w:jc w:val="center"/>
       </w:pPr>
       <w:r>
         <w:t>Figure 3. Healthy My Team state: identity, team, GitHub link, and verified team repository are all established.</w:t>
+      </w:r>
+      <w:r>
+        <w:t xml:space="preserve"> Historical reference figure; current text governs.</w:t>
       </w:r>
     </w:p>
     <w:p>
@@ -2209,6 +2447,8 @@
       <w:tr>
         <w:trPr>
           <w:jc w:val="center"/>
+          <w:tblHeader/>
+          <w:cantSplit/>
         </w:trPr>
         <w:tc>
           <w:tcPr>
@@ -2222,6 +2462,9 @@
             </w:tcMar>
           </w:tcPr>
           <w:p>
+            <w:pPr>
+              <w:keepNext w:val="0"/>
+            </w:pPr>
             <w:r>
               <w:rPr>
                 <w:b/>
@@ -2283,6 +2526,8 @@
       <w:tr>
         <w:trPr>
           <w:jc w:val="center"/>
+          <w:tblHeader/>
+          <w:cantSplit/>
         </w:trPr>
         <w:tc>
           <w:tcPr>
@@ -2298,6 +2543,7 @@
           </w:tcPr>
           <w:p>
             <w:pPr>
+              <w:keepNext w:val="0"/>
               <w:jc w:val="center"/>
             </w:pPr>
             <w:r>
@@ -2323,6 +2569,7 @@
           </w:tcPr>
           <w:p>
             <w:pPr>
+              <w:keepNext w:val="0"/>
               <w:jc w:val="center"/>
             </w:pPr>
             <w:r>
@@ -2348,6 +2595,7 @@
           </w:tcPr>
           <w:p>
             <w:pPr>
+              <w:keepNext w:val="0"/>
               <w:jc w:val="center"/>
             </w:pPr>
             <w:r>
@@ -2373,6 +2621,7 @@
           </w:tcPr>
           <w:p>
             <w:pPr>
+              <w:keepNext w:val="0"/>
               <w:jc w:val="center"/>
             </w:pPr>
             <w:r>
@@ -2398,6 +2647,7 @@
           </w:tcPr>
           <w:p>
             <w:pPr>
+              <w:keepNext w:val="0"/>
               <w:jc w:val="center"/>
             </w:pPr>
             <w:r>
@@ -2471,6 +2721,7 @@
     </w:p>
     <w:p>
       <w:pPr>
+        <w:keepNext/>
         <w:spacing w:before="80" w:after="40"/>
         <w:jc w:val="center"/>
       </w:pPr>
@@ -2519,11 +2770,16 @@
     <w:p>
       <w:pPr>
         <w:pStyle w:val="ETISCaption"/>
+        <w:keepNext w:val="0"/>
+        <w:keepLines/>
         <w:jc w:val="center"/>
       </w:pPr>
       <w:r>
         <w:t>Figure 4. Nominate the team’s actual working repository. The URL is a candidate until exact access is verified.</w:t>
       </w:r>
+      <w:r>
+        <w:t xml:space="preserve"> Historical reference figure; current text governs.</w:t>
+      </w:r>
     </w:p>
     <w:p>
       <w:pPr>
@@ -2540,6 +2796,7 @@
     </w:p>
     <w:p>
       <w:pPr>
+        <w:keepNext/>
         <w:spacing w:before="80" w:after="40"/>
         <w:jc w:val="center"/>
       </w:pPr>
@@ -2588,10 +2845,15 @@
     <w:p>
       <w:pPr>
         <w:pStyle w:val="ETISCaption"/>
+        <w:keepNext w:val="0"/>
+        <w:keepLines/>
         <w:jc w:val="center"/>
       </w:pPr>
       <w:r>
         <w:t>Figure 5. Organization repository onboarding before Step 1. Step 2 remains locked until GitHub authorization is opened/completed.</w:t>
+      </w:r>
+      <w:r>
+        <w:t xml:space="preserve"> Historical reference figure; current text governs.</w:t>
       </w:r>
     </w:p>
     <w:tbl>
@@ -2610,6 +2872,8 @@
         <w:trPr>
           <w:tblHeader/>
           <w:jc w:val="center"/>
+          <w:tblHeader/>
+          <w:cantSplit/>
         </w:trPr>
         <w:tc>
           <w:tcPr>
@@ -2623,6 +2887,9 @@
             </w:tcMar>
           </w:tcPr>
           <w:p>
+            <w:pPr>
+              <w:keepNext w:val="0"/>
+            </w:pPr>
             <w:r>
               <w:rPr>
                 <w:b/>
@@ -2645,6 +2912,9 @@
             </w:tcMar>
           </w:tcPr>
           <w:p>
+            <w:pPr>
+              <w:keepNext w:val="0"/>
+            </w:pPr>
             <w:r>
               <w:rPr>
                 <w:b/>
@@ -2667,6 +2937,9 @@
             </w:tcMar>
           </w:tcPr>
           <w:p>
+            <w:pPr>
+              <w:keepNext w:val="0"/>
+            </w:pPr>
             <w:r>
               <w:rPr>
                 <w:b/>
@@ -2681,6 +2954,7 @@
       <w:tr>
         <w:trPr>
           <w:jc w:val="center"/>
+          <w:cantSplit/>
         </w:trPr>
         <w:tc>
           <w:tcPr>
@@ -2693,6 +2967,9 @@
             </w:tcMar>
           </w:tcPr>
           <w:p>
+            <w:pPr>
+              <w:keepNext w:val="0"/>
+            </w:pPr>
             <w:r>
               <w:rPr>
                 <w:sz w:val="18"/>
@@ -2712,6 +2989,9 @@
             </w:tcMar>
           </w:tcPr>
           <w:p>
+            <w:pPr>
+              <w:keepNext w:val="0"/>
+            </w:pPr>
             <w:r>
               <w:rPr>
                 <w:sz w:val="18"/>
@@ -2731,6 +3011,9 @@
             </w:tcMar>
           </w:tcPr>
           <w:p>
+            <w:pPr>
+              <w:keepNext w:val="0"/>
+            </w:pPr>
             <w:r>
               <w:rPr>
                 <w:sz w:val="18"/>
@@ -2743,6 +3026,7 @@
       <w:tr>
         <w:trPr>
           <w:jc w:val="center"/>
+          <w:cantSplit/>
         </w:trPr>
         <w:tc>
           <w:tcPr>
@@ -2755,6 +3039,9 @@
             </w:tcMar>
           </w:tcPr>
           <w:p>
+            <w:pPr>
+              <w:keepNext w:val="0"/>
+            </w:pPr>
             <w:r>
               <w:rPr>
                 <w:sz w:val="18"/>
@@ -2774,6 +3061,9 @@
             </w:tcMar>
           </w:tcPr>
           <w:p>
+            <w:pPr>
+              <w:keepNext w:val="0"/>
+            </w:pPr>
             <w:r>
               <w:rPr>
                 <w:sz w:val="18"/>
@@ -2793,6 +3083,9 @@
             </w:tcMar>
           </w:tcPr>
           <w:p>
+            <w:pPr>
+              <w:keepNext w:val="0"/>
+            </w:pPr>
             <w:r>
               <w:rPr>
                 <w:sz w:val="18"/>
@@ -2854,6 +3147,7 @@
     </w:p>
     <w:p>
       <w:pPr>
+        <w:keepNext/>
         <w:spacing w:before="80" w:after="40"/>
         <w:jc w:val="center"/>
       </w:pPr>
@@ -2902,10 +3196,15 @@
     <w:p>
       <w:pPr>
         <w:pStyle w:val="ETISCaption"/>
+        <w:keepNext w:val="0"/>
+        <w:keepLines/>
         <w:jc w:val="center"/>
       </w:pPr>
       <w:r>
         <w:t>Figure 6. GitHub App repository-access screen. Choose Only select repositories, then choose only the repository nominated in My Team. The example intentionally crops out a repository name because your team repository will differ.</w:t>
+      </w:r>
+      <w:r>
+        <w:t xml:space="preserve"> Historical reference figure; current text governs.</w:t>
       </w:r>
     </w:p>
     <w:tbl>
@@ -2920,6 +3219,8 @@
       <w:tr>
         <w:trPr>
           <w:jc w:val="center"/>
+          <w:tblHeader/>
+          <w:cantSplit/>
         </w:trPr>
         <w:tc>
           <w:tcPr>
@@ -2933,6 +3234,9 @@
             </w:tcMar>
           </w:tcPr>
           <w:p>
+            <w:pPr>
+              <w:keepNext w:val="0"/>
+            </w:pPr>
             <w:r>
               <w:rPr>
                 <w:b/>
@@ -2976,6 +3280,7 @@
     </w:p>
     <w:p>
       <w:pPr>
+        <w:keepNext/>
         <w:spacing w:before="80" w:after="40"/>
         <w:jc w:val="center"/>
       </w:pPr>
@@ -3024,14 +3329,20 @@
     <w:p>
       <w:pPr>
         <w:pStyle w:val="ETISCaption"/>
+        <w:keepNext w:val="0"/>
+        <w:keepLines/>
         <w:jc w:val="center"/>
       </w:pPr>
       <w:r>
         <w:t>Figure 7. Step 1 is complete, but the repository is not trusted until Step 2 verifies exact access.</w:t>
       </w:r>
-    </w:p>
-    <w:p>
-      <w:pPr>
+      <w:r>
+        <w:t xml:space="preserve"> Historical reference figure; current text governs.</w:t>
+      </w:r>
+    </w:p>
+    <w:p>
+      <w:pPr>
+        <w:keepNext/>
         <w:spacing w:before="80" w:after="40"/>
         <w:jc w:val="center"/>
       </w:pPr>
@@ -3079,10 +3390,15 @@
     <w:p>
       <w:pPr>
         <w:pStyle w:val="ETISCaption"/>
+        <w:keepNext w:val="0"/>
+        <w:keepLines/>
         <w:jc w:val="center"/>
       </w:pPr>
       <w:r>
         <w:t>Figure 8. Verified team repository. Once verified, the repository connection is shared by the team.</w:t>
+      </w:r>
+      <w:r>
+        <w:t xml:space="preserve"> Historical reference figure; current text governs.</w:t>
       </w:r>
     </w:p>
     <w:tbl>
@@ -3097,6 +3413,8 @@
       <w:tr>
         <w:trPr>
           <w:jc w:val="center"/>
+          <w:tblHeader/>
+          <w:cantSplit/>
         </w:trPr>
         <w:tc>
           <w:tcPr>
@@ -3110,6 +3428,9 @@
             </w:tcMar>
           </w:tcPr>
           <w:p>
+            <w:pPr>
+              <w:keepNext w:val="0"/>
+            </w:pPr>
             <w:r>
               <w:rPr>
                 <w:b/>
@@ -3186,6 +3507,8 @@
       <w:tr>
         <w:trPr>
           <w:jc w:val="center"/>
+          <w:tblHeader/>
+          <w:cantSplit/>
         </w:trPr>
         <w:tc>
           <w:tcPr>
@@ -3201,6 +3524,7 @@
           </w:tcPr>
           <w:p>
             <w:pPr>
+              <w:keepNext w:val="0"/>
               <w:jc w:val="center"/>
             </w:pPr>
             <w:r>
@@ -3226,6 +3550,7 @@
           </w:tcPr>
           <w:p>
             <w:pPr>
+              <w:keepNext w:val="0"/>
               <w:jc w:val="center"/>
             </w:pPr>
             <w:r>
@@ -3251,6 +3576,7 @@
           </w:tcPr>
           <w:p>
             <w:pPr>
+              <w:keepNext w:val="0"/>
               <w:jc w:val="center"/>
             </w:pPr>
             <w:r>
@@ -3276,6 +3602,7 @@
           </w:tcPr>
           <w:p>
             <w:pPr>
+              <w:keepNext w:val="0"/>
               <w:jc w:val="center"/>
             </w:pPr>
             <w:r>
@@ -3301,6 +3628,7 @@
           </w:tcPr>
           <w:p>
             <w:pPr>
+              <w:keepNext w:val="0"/>
               <w:jc w:val="center"/>
             </w:pPr>
             <w:r>
@@ -3326,6 +3654,7 @@
           </w:tcPr>
           <w:p>
             <w:pPr>
+              <w:keepNext w:val="0"/>
               <w:jc w:val="center"/>
             </w:pPr>
             <w:r>
@@ -3359,6 +3688,8 @@
         <w:trPr>
           <w:tblHeader/>
           <w:jc w:val="center"/>
+          <w:tblHeader/>
+          <w:cantSplit/>
         </w:trPr>
         <w:tc>
           <w:tcPr>
@@ -3372,6 +3703,9 @@
             </w:tcMar>
           </w:tcPr>
           <w:p>
+            <w:pPr>
+              <w:keepNext w:val="0"/>
+            </w:pPr>
             <w:r>
               <w:rPr>
                 <w:b/>
@@ -3394,6 +3728,9 @@
             </w:tcMar>
           </w:tcPr>
           <w:p>
+            <w:pPr>
+              <w:keepNext w:val="0"/>
+            </w:pPr>
             <w:r>
               <w:rPr>
                 <w:b/>
@@ -3408,6 +3745,7 @@
       <w:tr>
         <w:trPr>
           <w:jc w:val="center"/>
+          <w:cantSplit/>
         </w:trPr>
         <w:tc>
           <w:tcPr>
@@ -3420,6 +3758,9 @@
             </w:tcMar>
           </w:tcPr>
           <w:p>
+            <w:pPr>
+              <w:keepNext w:val="0"/>
+            </w:pPr>
             <w:r>
               <w:rPr>
                 <w:sz w:val="18"/>
@@ -3439,6 +3780,9 @@
             </w:tcMar>
           </w:tcPr>
           <w:p>
+            <w:pPr>
+              <w:keepNext w:val="0"/>
+            </w:pPr>
             <w:r>
               <w:rPr>
                 <w:sz w:val="18"/>
@@ -3451,6 +3795,7 @@
       <w:tr>
         <w:trPr>
           <w:jc w:val="center"/>
+          <w:cantSplit/>
         </w:trPr>
         <w:tc>
           <w:tcPr>
@@ -3463,6 +3808,9 @@
             </w:tcMar>
           </w:tcPr>
           <w:p>
+            <w:pPr>
+              <w:keepNext w:val="0"/>
+            </w:pPr>
             <w:r>
               <w:rPr>
                 <w:sz w:val="18"/>
@@ -3482,6 +3830,9 @@
             </w:tcMar>
           </w:tcPr>
           <w:p>
+            <w:pPr>
+              <w:keepNext w:val="0"/>
+            </w:pPr>
             <w:r>
               <w:rPr>
                 <w:sz w:val="18"/>
@@ -3494,6 +3845,7 @@
       <w:tr>
         <w:trPr>
           <w:jc w:val="center"/>
+          <w:cantSplit/>
         </w:trPr>
         <w:tc>
           <w:tcPr>
@@ -3506,6 +3858,9 @@
             </w:tcMar>
           </w:tcPr>
           <w:p>
+            <w:pPr>
+              <w:keepNext w:val="0"/>
+            </w:pPr>
             <w:r>
               <w:rPr>
                 <w:sz w:val="18"/>
@@ -3525,6 +3880,9 @@
             </w:tcMar>
           </w:tcPr>
           <w:p>
+            <w:pPr>
+              <w:keepNext w:val="0"/>
+            </w:pPr>
             <w:r>
               <w:rPr>
                 <w:sz w:val="18"/>
@@ -3537,6 +3895,7 @@
       <w:tr>
         <w:trPr>
           <w:jc w:val="center"/>
+          <w:cantSplit/>
         </w:trPr>
         <w:tc>
           <w:tcPr>
@@ -3549,6 +3908,9 @@
             </w:tcMar>
           </w:tcPr>
           <w:p>
+            <w:pPr>
+              <w:keepNext w:val="0"/>
+            </w:pPr>
             <w:r>
               <w:rPr>
                 <w:sz w:val="18"/>
@@ -3568,6 +3930,9 @@
             </w:tcMar>
           </w:tcPr>
           <w:p>
+            <w:pPr>
+              <w:keepNext w:val="0"/>
+            </w:pPr>
             <w:r>
               <w:rPr>
                 <w:sz w:val="18"/>
@@ -3580,6 +3945,7 @@
       <w:tr>
         <w:trPr>
           <w:jc w:val="center"/>
+          <w:cantSplit/>
         </w:trPr>
         <w:tc>
           <w:tcPr>
@@ -3592,6 +3958,9 @@
             </w:tcMar>
           </w:tcPr>
           <w:p>
+            <w:pPr>
+              <w:keepNext w:val="0"/>
+            </w:pPr>
             <w:r>
               <w:rPr>
                 <w:sz w:val="18"/>
@@ -3611,6 +3980,9 @@
             </w:tcMar>
           </w:tcPr>
           <w:p>
+            <w:pPr>
+              <w:keepNext w:val="0"/>
+            </w:pPr>
             <w:r>
               <w:rPr>
                 <w:sz w:val="18"/>
@@ -3638,6 +4010,8 @@
       <w:tr>
         <w:trPr>
           <w:jc w:val="center"/>
+          <w:tblHeader/>
+          <w:cantSplit/>
         </w:trPr>
         <w:tc>
           <w:tcPr>
@@ -3651,6 +4025,9 @@
             </w:tcMar>
           </w:tcPr>
           <w:p>
+            <w:pPr>
+              <w:keepNext w:val="0"/>
+            </w:pPr>
             <w:r>
               <w:rPr>
                 <w:b/>
@@ -3694,6 +4071,7 @@
     </w:p>
     <w:p>
       <w:pPr>
+        <w:keepNext/>
         <w:spacing w:before="80" w:after="40"/>
         <w:jc w:val="center"/>
       </w:pPr>
@@ -3742,10 +4120,15 @@
     <w:p>
       <w:pPr>
         <w:pStyle w:val="ETISCaption"/>
+        <w:keepNext w:val="0"/>
+        <w:keepLines/>
         <w:jc w:val="center"/>
       </w:pPr>
       <w:r>
         <w:t>Figure 9. Engineering Evidence shows the current phase, snapshot identifier, strengths, findings, and evidence lenses.</w:t>
+      </w:r>
+      <w:r>
+        <w:t xml:space="preserve"> Historical reference figure; current text governs.</w:t>
       </w:r>
     </w:p>
     <w:p>
@@ -3776,6 +4159,8 @@
         <w:trPr>
           <w:tblHeader/>
           <w:jc w:val="center"/>
+          <w:tblHeader/>
+          <w:cantSplit/>
         </w:trPr>
         <w:tc>
           <w:tcPr>
@@ -3789,6 +4174,9 @@
             </w:tcMar>
           </w:tcPr>
           <w:p>
+            <w:pPr>
+              <w:keepNext w:val="0"/>
+            </w:pPr>
             <w:r>
               <w:rPr>
                 <w:b/>
@@ -3811,6 +4199,9 @@
             </w:tcMar>
           </w:tcPr>
           <w:p>
+            <w:pPr>
+              <w:keepNext w:val="0"/>
+            </w:pPr>
             <w:r>
               <w:rPr>
                 <w:b/>
@@ -3825,6 +4216,7 @@
       <w:tr>
         <w:trPr>
           <w:jc w:val="center"/>
+          <w:cantSplit/>
         </w:trPr>
         <w:tc>
           <w:tcPr>
@@ -3837,6 +4229,9 @@
             </w:tcMar>
           </w:tcPr>
           <w:p>
+            <w:pPr>
+              <w:keepNext w:val="0"/>
+            </w:pPr>
             <w:r>
               <w:rPr>
                 <w:sz w:val="18"/>
@@ -3856,6 +4251,9 @@
             </w:tcMar>
           </w:tcPr>
           <w:p>
+            <w:pPr>
+              <w:keepNext w:val="0"/>
+            </w:pPr>
             <w:r>
               <w:rPr>
                 <w:sz w:val="18"/>
@@ -3868,6 +4266,7 @@
       <w:tr>
         <w:trPr>
           <w:jc w:val="center"/>
+          <w:cantSplit/>
         </w:trPr>
         <w:tc>
           <w:tcPr>
@@ -3880,6 +4279,9 @@
             </w:tcMar>
           </w:tcPr>
           <w:p>
+            <w:pPr>
+              <w:keepNext w:val="0"/>
+            </w:pPr>
             <w:r>
               <w:rPr>
                 <w:sz w:val="18"/>
@@ -3899,6 +4301,9 @@
             </w:tcMar>
           </w:tcPr>
           <w:p>
+            <w:pPr>
+              <w:keepNext w:val="0"/>
+            </w:pPr>
             <w:r>
               <w:rPr>
                 <w:sz w:val="18"/>
@@ -3911,6 +4316,7 @@
       <w:tr>
         <w:trPr>
           <w:jc w:val="center"/>
+          <w:cantSplit/>
         </w:trPr>
         <w:tc>
           <w:tcPr>
@@ -3923,6 +4329,9 @@
             </w:tcMar>
           </w:tcPr>
           <w:p>
+            <w:pPr>
+              <w:keepNext w:val="0"/>
+            </w:pPr>
             <w:r>
               <w:rPr>
                 <w:sz w:val="18"/>
@@ -3942,6 +4351,9 @@
             </w:tcMar>
           </w:tcPr>
           <w:p>
+            <w:pPr>
+              <w:keepNext w:val="0"/>
+            </w:pPr>
             <w:r>
               <w:rPr>
                 <w:sz w:val="18"/>
@@ -3954,6 +4366,7 @@
       <w:tr>
         <w:trPr>
           <w:jc w:val="center"/>
+          <w:cantSplit/>
         </w:trPr>
         <w:tc>
           <w:tcPr>
@@ -3966,6 +4379,9 @@
             </w:tcMar>
           </w:tcPr>
           <w:p>
+            <w:pPr>
+              <w:keepNext w:val="0"/>
+            </w:pPr>
             <w:r>
               <w:rPr>
                 <w:sz w:val="18"/>
@@ -3985,6 +4401,9 @@
             </w:tcMar>
           </w:tcPr>
           <w:p>
+            <w:pPr>
+              <w:keepNext w:val="0"/>
+            </w:pPr>
             <w:r>
               <w:rPr>
                 <w:sz w:val="18"/>
@@ -3997,6 +4416,7 @@
       <w:tr>
         <w:trPr>
           <w:jc w:val="center"/>
+          <w:cantSplit/>
         </w:trPr>
         <w:tc>
           <w:tcPr>
@@ -4009,6 +4429,9 @@
             </w:tcMar>
           </w:tcPr>
           <w:p>
+            <w:pPr>
+              <w:keepNext w:val="0"/>
+            </w:pPr>
             <w:r>
               <w:rPr>
                 <w:sz w:val="18"/>
@@ -4028,6 +4451,9 @@
             </w:tcMar>
           </w:tcPr>
           <w:p>
+            <w:pPr>
+              <w:keepNext w:val="0"/>
+            </w:pPr>
             <w:r>
               <w:rPr>
                 <w:sz w:val="18"/>
@@ -4040,6 +4466,7 @@
       <w:tr>
         <w:trPr>
           <w:jc w:val="center"/>
+          <w:cantSplit/>
         </w:trPr>
         <w:tc>
           <w:tcPr>
@@ -4052,6 +4479,9 @@
             </w:tcMar>
           </w:tcPr>
           <w:p>
+            <w:pPr>
+              <w:keepNext w:val="0"/>
+            </w:pPr>
             <w:r>
               <w:rPr>
                 <w:sz w:val="18"/>
@@ -4072,6 +4502,9 @@
             </w:tcMar>
           </w:tcPr>
           <w:p>
+            <w:pPr>
+              <w:keepNext w:val="0"/>
+            </w:pPr>
             <w:r>
               <w:rPr>
                 <w:sz w:val="18"/>
@@ -4084,6 +4517,7 @@
       <w:tr>
         <w:trPr>
           <w:jc w:val="center"/>
+          <w:cantSplit/>
         </w:trPr>
         <w:tc>
           <w:tcPr>
@@ -4096,6 +4530,9 @@
             </w:tcMar>
           </w:tcPr>
           <w:p>
+            <w:pPr>
+              <w:keepNext w:val="0"/>
+            </w:pPr>
             <w:r>
               <w:rPr>
                 <w:sz w:val="18"/>
@@ -4115,6 +4552,9 @@
             </w:tcMar>
           </w:tcPr>
           <w:p>
+            <w:pPr>
+              <w:keepNext w:val="0"/>
+            </w:pPr>
             <w:r>
               <w:rPr>
                 <w:sz w:val="18"/>
@@ -4153,6 +4593,8 @@
         <w:trPr>
           <w:tblHeader/>
           <w:jc w:val="center"/>
+          <w:tblHeader/>
+          <w:cantSplit/>
         </w:trPr>
         <w:tc>
           <w:tcPr>
@@ -4166,6 +4608,9 @@
             </w:tcMar>
           </w:tcPr>
           <w:p>
+            <w:pPr>
+              <w:keepNext w:val="0"/>
+            </w:pPr>
             <w:r>
               <w:rPr>
                 <w:b/>
@@ -4188,6 +4633,9 @@
             </w:tcMar>
           </w:tcPr>
           <w:p>
+            <w:pPr>
+              <w:keepNext w:val="0"/>
+            </w:pPr>
             <w:r>
               <w:rPr>
                 <w:b/>
@@ -4202,6 +4650,7 @@
       <w:tr>
         <w:trPr>
           <w:jc w:val="center"/>
+          <w:cantSplit/>
         </w:trPr>
         <w:tc>
           <w:tcPr>
@@ -4214,6 +4663,9 @@
             </w:tcMar>
           </w:tcPr>
           <w:p>
+            <w:pPr>
+              <w:keepNext w:val="0"/>
+            </w:pPr>
             <w:r>
               <w:rPr>
                 <w:sz w:val="18"/>
@@ -4233,6 +4685,9 @@
             </w:tcMar>
           </w:tcPr>
           <w:p>
+            <w:pPr>
+              <w:keepNext w:val="0"/>
+            </w:pPr>
             <w:r>
               <w:rPr>
                 <w:sz w:val="18"/>
@@ -4245,6 +4700,7 @@
       <w:tr>
         <w:trPr>
           <w:jc w:val="center"/>
+          <w:cantSplit/>
         </w:trPr>
         <w:tc>
           <w:tcPr>
@@ -4257,6 +4713,9 @@
             </w:tcMar>
           </w:tcPr>
           <w:p>
+            <w:pPr>
+              <w:keepNext w:val="0"/>
+            </w:pPr>
             <w:r>
               <w:rPr>
                 <w:sz w:val="18"/>
@@ -4276,6 +4735,9 @@
             </w:tcMar>
           </w:tcPr>
           <w:p>
+            <w:pPr>
+              <w:keepNext w:val="0"/>
+            </w:pPr>
             <w:r>
               <w:rPr>
                 <w:sz w:val="18"/>
@@ -4288,6 +4750,7 @@
       <w:tr>
         <w:trPr>
           <w:jc w:val="center"/>
+          <w:cantSplit/>
         </w:trPr>
         <w:tc>
           <w:tcPr>
@@ -4300,6 +4763,9 @@
             </w:tcMar>
           </w:tcPr>
           <w:p>
+            <w:pPr>
+              <w:keepNext w:val="0"/>
+            </w:pPr>
             <w:r>
               <w:rPr>
                 <w:sz w:val="18"/>
@@ -4319,6 +4785,9 @@
             </w:tcMar>
           </w:tcPr>
           <w:p>
+            <w:pPr>
+              <w:keepNext w:val="0"/>
+            </w:pPr>
             <w:r>
               <w:rPr>
                 <w:sz w:val="18"/>
@@ -4331,6 +4800,7 @@
       <w:tr>
         <w:trPr>
           <w:jc w:val="center"/>
+          <w:cantSplit/>
         </w:trPr>
         <w:tc>
           <w:tcPr>
@@ -4343,6 +4813,9 @@
             </w:tcMar>
           </w:tcPr>
           <w:p>
+            <w:pPr>
+              <w:keepNext w:val="0"/>
+            </w:pPr>
             <w:r>
               <w:rPr>
                 <w:sz w:val="18"/>
@@ -4362,6 +4835,9 @@
             </w:tcMar>
           </w:tcPr>
           <w:p>
+            <w:pPr>
+              <w:keepNext w:val="0"/>
+            </w:pPr>
             <w:r>
               <w:rPr>
                 <w:sz w:val="18"/>
@@ -4374,6 +4850,7 @@
       <w:tr>
         <w:trPr>
           <w:jc w:val="center"/>
+          <w:cantSplit/>
         </w:trPr>
         <w:tc>
           <w:tcPr>
@@ -4386,6 +4863,9 @@
             </w:tcMar>
           </w:tcPr>
           <w:p>
+            <w:pPr>
+              <w:keepNext w:val="0"/>
+            </w:pPr>
             <w:r>
               <w:rPr>
                 <w:sz w:val="18"/>
@@ -4405,6 +4885,9 @@
             </w:tcMar>
           </w:tcPr>
           <w:p>
+            <w:pPr>
+              <w:keepNext w:val="0"/>
+            </w:pPr>
             <w:r>
               <w:rPr>
                 <w:sz w:val="18"/>
@@ -4417,6 +4900,7 @@
       <w:tr>
         <w:trPr>
           <w:jc w:val="center"/>
+          <w:cantSplit/>
         </w:trPr>
         <w:tc>
           <w:tcPr>
@@ -4429,6 +4913,9 @@
             </w:tcMar>
           </w:tcPr>
           <w:p>
+            <w:pPr>
+              <w:keepNext w:val="0"/>
+            </w:pPr>
             <w:r>
               <w:rPr>
                 <w:sz w:val="18"/>
@@ -4448,6 +4935,9 @@
             </w:tcMar>
           </w:tcPr>
           <w:p>
+            <w:pPr>
+              <w:keepNext w:val="0"/>
+            </w:pPr>
             <w:r>
               <w:rPr>
                 <w:sz w:val="18"/>
@@ -4465,6 +4955,7 @@
     </w:p>
     <w:p>
       <w:pPr>
+        <w:keepNext/>
         <w:spacing w:before="80" w:after="40"/>
         <w:jc w:val="center"/>
       </w:pPr>
@@ -4513,14 +5004,20 @@
     <w:p>
       <w:pPr>
         <w:pStyle w:val="ETISCaption"/>
+        <w:keepNext w:val="0"/>
+        <w:keepLines/>
         <w:jc w:val="center"/>
       </w:pPr>
       <w:r>
         <w:t>Figure 10. Evidence strengths and professional lenses help you start with what is working, then choose where deeper reasoning is useful.</w:t>
       </w:r>
-    </w:p>
-    <w:p>
-      <w:pPr>
+      <w:r>
+        <w:t xml:space="preserve"> Historical reference figure; current text governs.</w:t>
+      </w:r>
+    </w:p>
+    <w:p>
+      <w:pPr>
+        <w:keepNext/>
         <w:spacing w:before="80" w:after="40"/>
         <w:jc w:val="center"/>
       </w:pPr>
@@ -4569,10 +5066,15 @@
     <w:p>
       <w:pPr>
         <w:pStyle w:val="ETISCaption"/>
+        <w:keepNext w:val="0"/>
+        <w:keepLines/>
         <w:jc w:val="center"/>
       </w:pPr>
       <w:r>
         <w:t>Figure 11. Findings are REVIEW interpretations. Use Discuss, Challenge, or Help me resolve this instead of treating them as unquestionable facts.</w:t>
+      </w:r>
+      <w:r>
+        <w:t xml:space="preserve"> Historical reference figure; current text governs.</w:t>
       </w:r>
     </w:p>
     <w:tbl>
@@ -4587,6 +5089,8 @@
       <w:tr>
         <w:trPr>
           <w:jc w:val="center"/>
+          <w:tblHeader/>
+          <w:cantSplit/>
         </w:trPr>
         <w:tc>
           <w:tcPr>
@@ -4600,6 +5104,9 @@
             </w:tcMar>
           </w:tcPr>
           <w:p>
+            <w:pPr>
+              <w:keepNext w:val="0"/>
+            </w:pPr>
             <w:r>
               <w:rPr>
                 <w:b/>
@@ -4645,6 +5152,8 @@
       <w:tr>
         <w:trPr>
           <w:jc w:val="center"/>
+          <w:tblHeader/>
+          <w:cantSplit/>
         </w:trPr>
         <w:tc>
           <w:tcPr>
@@ -4658,6 +5167,9 @@
             </w:tcMar>
           </w:tcPr>
           <w:p>
+            <w:pPr>
+              <w:keepNext w:val="0"/>
+            </w:pPr>
             <w:r>
               <w:rPr>
                 <w:b/>
@@ -4686,6 +5198,29 @@
       <w:pPr>
         <w:spacing w:after="20"/>
       </w:pPr>
+    </w:p>
+    <w:p>
+      <w:pPr>
+        <w:pStyle w:val="Heading2"/>
+      </w:pPr>
+      <w:r>
+        <w:t>Moving between the two rooms</w:t>
+      </w:r>
+    </w:p>
+    <w:p>
+      <w:r>
+        <w:t>The Review Room is the conversation home. Engineering Evidence is the saved source notebook. Same-snapshot and newer-saved-snapshot notices explain their relationship; browsing newer saved evidence never changes an active review’s frozen baseline.</w:t>
+      </w:r>
+    </w:p>
+    <w:p>
+      <w:r>
+        <w:t>Inspect cited source opens the attached frozen artifact. Find supporting evidence searches the frozen snapshot for equivalent evidence; it is bounded and not exhaustive. Discuss helps you understand, Challenge tests an interpretation, and Help me resolve this coaches next work. An absent source must not be replaced by a guessed file link.</w:t>
+      </w:r>
+    </w:p>
+    <w:p>
+      <w:r>
+        <w:t>Keep a newer saved snapshot separate from your active review. If a finding belongs to another snapshot, return to the matching review or start an appropriate new review; do not expect a search to blend the two snapshots.</w:t>
+      </w:r>
     </w:p>
     <w:p>
       <w:pPr>
@@ -4711,6 +5246,8 @@
         <w:trPr>
           <w:tblHeader/>
           <w:jc w:val="center"/>
+          <w:tblHeader/>
+          <w:cantSplit/>
         </w:trPr>
         <w:tc>
           <w:tcPr>
@@ -4724,6 +5261,9 @@
             </w:tcMar>
           </w:tcPr>
           <w:p>
+            <w:pPr>
+              <w:keepNext w:val="0"/>
+            </w:pPr>
             <w:r>
               <w:rPr>
                 <w:b/>
@@ -4746,6 +5286,9 @@
             </w:tcMar>
           </w:tcPr>
           <w:p>
+            <w:pPr>
+              <w:keepNext w:val="0"/>
+            </w:pPr>
             <w:r>
               <w:rPr>
                 <w:b/>
@@ -4768,6 +5311,9 @@
             </w:tcMar>
           </w:tcPr>
           <w:p>
+            <w:pPr>
+              <w:keepNext w:val="0"/>
+            </w:pPr>
             <w:r>
               <w:rPr>
                 <w:b/>
@@ -4782,6 +5328,7 @@
       <w:tr>
         <w:trPr>
           <w:jc w:val="center"/>
+          <w:cantSplit/>
         </w:trPr>
         <w:tc>
           <w:tcPr>
@@ -4794,6 +5341,9 @@
             </w:tcMar>
           </w:tcPr>
           <w:p>
+            <w:pPr>
+              <w:keepNext w:val="0"/>
+            </w:pPr>
             <w:r>
               <w:rPr>
                 <w:sz w:val="18"/>
@@ -4813,6 +5363,9 @@
             </w:tcMar>
           </w:tcPr>
           <w:p>
+            <w:pPr>
+              <w:keepNext w:val="0"/>
+            </w:pPr>
             <w:r>
               <w:rPr>
                 <w:sz w:val="18"/>
@@ -4832,6 +5385,9 @@
             </w:tcMar>
           </w:tcPr>
           <w:p>
+            <w:pPr>
+              <w:keepNext w:val="0"/>
+            </w:pPr>
             <w:r>
               <w:rPr>
                 <w:sz w:val="18"/>
@@ -4844,6 +5400,7 @@
       <w:tr>
         <w:trPr>
           <w:jc w:val="center"/>
+          <w:cantSplit/>
         </w:trPr>
         <w:tc>
           <w:tcPr>
@@ -4856,6 +5413,9 @@
             </w:tcMar>
           </w:tcPr>
           <w:p>
+            <w:pPr>
+              <w:keepNext w:val="0"/>
+            </w:pPr>
             <w:r>
               <w:rPr>
                 <w:sz w:val="18"/>
@@ -4875,6 +5435,9 @@
             </w:tcMar>
           </w:tcPr>
           <w:p>
+            <w:pPr>
+              <w:keepNext w:val="0"/>
+            </w:pPr>
             <w:r>
               <w:rPr>
                 <w:sz w:val="18"/>
@@ -4894,6 +5457,9 @@
             </w:tcMar>
           </w:tcPr>
           <w:p>
+            <w:pPr>
+              <w:keepNext w:val="0"/>
+            </w:pPr>
             <w:r>
               <w:rPr>
                 <w:sz w:val="18"/>
@@ -4906,6 +5472,7 @@
       <w:tr>
         <w:trPr>
           <w:jc w:val="center"/>
+          <w:cantSplit/>
         </w:trPr>
         <w:tc>
           <w:tcPr>
@@ -4918,6 +5485,9 @@
             </w:tcMar>
           </w:tcPr>
           <w:p>
+            <w:pPr>
+              <w:keepNext w:val="0"/>
+            </w:pPr>
             <w:r>
               <w:rPr>
                 <w:sz w:val="18"/>
@@ -4937,6 +5507,9 @@
             </w:tcMar>
           </w:tcPr>
           <w:p>
+            <w:pPr>
+              <w:keepNext w:val="0"/>
+            </w:pPr>
             <w:r>
               <w:rPr>
                 <w:sz w:val="18"/>
@@ -4956,6 +5529,9 @@
             </w:tcMar>
           </w:tcPr>
           <w:p>
+            <w:pPr>
+              <w:keepNext w:val="0"/>
+            </w:pPr>
             <w:r>
               <w:rPr>
                 <w:sz w:val="18"/>
@@ -4973,6 +5549,7 @@
     </w:p>
     <w:p>
       <w:pPr>
+        <w:keepNext/>
         <w:spacing w:before="80" w:after="40"/>
         <w:jc w:val="center"/>
       </w:pPr>
@@ -5020,10 +5597,15 @@
     <w:p>
       <w:pPr>
         <w:pStyle w:val="ETISCaption"/>
+        <w:keepNext w:val="0"/>
+        <w:keepLines/>
         <w:jc w:val="center"/>
       </w:pPr>
       <w:r>
         <w:t>Figure 12. The three review types. Choose the purpose before starting; the type stays locked for that session.</w:t>
+      </w:r>
+      <w:r>
+        <w:t xml:space="preserve"> Historical reference figure; current text governs.</w:t>
       </w:r>
     </w:p>
     <w:p>
@@ -5100,7 +5682,7 @@
         <w:t xml:space="preserve">4. </w:t>
       </w:r>
       <w:r>
-        <w:t>The Studio freezes the current evidence snapshot and the board selects a high-value challenge.</w:t>
+        <w:t>The Studio binds the review to the current frozen phase snapshot (reusing the same commit and phase when unchanged), and the board selects a high-value concern.</w:t>
       </w:r>
     </w:p>
     <w:p>
@@ -5111,6 +5693,7 @@
     </w:p>
     <w:p>
       <w:pPr>
+        <w:keepNext/>
         <w:spacing w:before="80" w:after="40"/>
         <w:jc w:val="center"/>
       </w:pPr>
@@ -5158,10 +5741,15 @@
     <w:p>
       <w:pPr>
         <w:pStyle w:val="ETISCaption"/>
+        <w:keepNext w:val="0"/>
+        <w:keepLines/>
         <w:jc w:val="center"/>
       </w:pPr>
       <w:r>
         <w:t>Figure 13. Before the review starts, the evidence rail explains that beginning the review freezes the current evidence snapshot.</w:t>
+      </w:r>
+      <w:r>
+        <w:t xml:space="preserve"> Historical reference figure; current text governs.</w:t>
       </w:r>
     </w:p>
     <w:p>
@@ -5219,6 +5807,7 @@
     </w:p>
     <w:p>
       <w:pPr>
+        <w:keepNext/>
         <w:spacing w:before="80" w:after="40"/>
         <w:jc w:val="center"/>
       </w:pPr>
@@ -5267,10 +5856,15 @@
     <w:p>
       <w:pPr>
         <w:pStyle w:val="ETISCaption"/>
+        <w:keepNext w:val="0"/>
+        <w:keepLines/>
         <w:jc w:val="center"/>
       </w:pPr>
       <w:r>
         <w:t>Figure 14. Focused Review lets you choose the engineering subject while keeping the same phase/evidence context.</w:t>
+      </w:r>
+      <w:r>
+        <w:t xml:space="preserve"> Historical reference figure; current text governs.</w:t>
       </w:r>
     </w:p>
     <w:p>
@@ -5343,6 +5937,7 @@
     </w:p>
     <w:p>
       <w:pPr>
+        <w:keepNext/>
         <w:spacing w:before="80" w:after="40"/>
         <w:jc w:val="center"/>
       </w:pPr>
@@ -5391,10 +5986,15 @@
     <w:p>
       <w:pPr>
         <w:pStyle w:val="ETISCaption"/>
+        <w:keepNext w:val="0"/>
+        <w:keepLines/>
         <w:jc w:val="center"/>
       </w:pPr>
       <w:r>
         <w:t>Figure 15. Review Findings limits the session to a small related set so the conversation stays coherent.</w:t>
+      </w:r>
+      <w:r>
+        <w:t xml:space="preserve"> Historical reference figure; current text governs.</w:t>
       </w:r>
     </w:p>
     <w:p>
@@ -5425,6 +6025,8 @@
         <w:trPr>
           <w:tblHeader/>
           <w:jc w:val="center"/>
+          <w:tblHeader/>
+          <w:cantSplit/>
         </w:trPr>
         <w:tc>
           <w:tcPr>
@@ -5438,6 +6040,9 @@
             </w:tcMar>
           </w:tcPr>
           <w:p>
+            <w:pPr>
+              <w:keepNext w:val="0"/>
+            </w:pPr>
             <w:r>
               <w:rPr>
                 <w:b/>
@@ -5460,6 +6065,9 @@
             </w:tcMar>
           </w:tcPr>
           <w:p>
+            <w:pPr>
+              <w:keepNext w:val="0"/>
+            </w:pPr>
             <w:r>
               <w:rPr>
                 <w:b/>
@@ -5474,6 +6082,7 @@
       <w:tr>
         <w:trPr>
           <w:jc w:val="center"/>
+          <w:cantSplit/>
         </w:trPr>
         <w:tc>
           <w:tcPr>
@@ -5486,6 +6095,9 @@
             </w:tcMar>
           </w:tcPr>
           <w:p>
+            <w:pPr>
+              <w:keepNext w:val="0"/>
+            </w:pPr>
             <w:r>
               <w:rPr>
                 <w:sz w:val="18"/>
@@ -5505,6 +6117,9 @@
             </w:tcMar>
           </w:tcPr>
           <w:p>
+            <w:pPr>
+              <w:keepNext w:val="0"/>
+            </w:pPr>
             <w:r>
               <w:rPr>
                 <w:sz w:val="18"/>
@@ -5517,6 +6132,7 @@
       <w:tr>
         <w:trPr>
           <w:jc w:val="center"/>
+          <w:cantSplit/>
         </w:trPr>
         <w:tc>
           <w:tcPr>
@@ -5529,6 +6145,9 @@
             </w:tcMar>
           </w:tcPr>
           <w:p>
+            <w:pPr>
+              <w:keepNext w:val="0"/>
+            </w:pPr>
             <w:r>
               <w:rPr>
                 <w:sz w:val="18"/>
@@ -5548,6 +6167,9 @@
             </w:tcMar>
           </w:tcPr>
           <w:p>
+            <w:pPr>
+              <w:keepNext w:val="0"/>
+            </w:pPr>
             <w:r>
               <w:rPr>
                 <w:sz w:val="18"/>
@@ -5560,6 +6182,7 @@
       <w:tr>
         <w:trPr>
           <w:jc w:val="center"/>
+          <w:cantSplit/>
         </w:trPr>
         <w:tc>
           <w:tcPr>
@@ -5572,6 +6195,9 @@
             </w:tcMar>
           </w:tcPr>
           <w:p>
+            <w:pPr>
+              <w:keepNext w:val="0"/>
+            </w:pPr>
             <w:r>
               <w:rPr>
                 <w:sz w:val="18"/>
@@ -5591,6 +6217,9 @@
             </w:tcMar>
           </w:tcPr>
           <w:p>
+            <w:pPr>
+              <w:keepNext w:val="0"/>
+            </w:pPr>
             <w:r>
               <w:rPr>
                 <w:sz w:val="18"/>
@@ -5603,6 +6232,7 @@
       <w:tr>
         <w:trPr>
           <w:jc w:val="center"/>
+          <w:cantSplit/>
         </w:trPr>
         <w:tc>
           <w:tcPr>
@@ -5615,6 +6245,9 @@
             </w:tcMar>
           </w:tcPr>
           <w:p>
+            <w:pPr>
+              <w:keepNext w:val="0"/>
+            </w:pPr>
             <w:r>
               <w:rPr>
                 <w:sz w:val="18"/>
@@ -5634,6 +6267,9 @@
             </w:tcMar>
           </w:tcPr>
           <w:p>
+            <w:pPr>
+              <w:keepNext w:val="0"/>
+            </w:pPr>
             <w:r>
               <w:rPr>
                 <w:sz w:val="18"/>
@@ -5646,6 +6282,7 @@
       <w:tr>
         <w:trPr>
           <w:jc w:val="center"/>
+          <w:cantSplit/>
         </w:trPr>
         <w:tc>
           <w:tcPr>
@@ -5658,6 +6295,9 @@
             </w:tcMar>
           </w:tcPr>
           <w:p>
+            <w:pPr>
+              <w:keepNext w:val="0"/>
+            </w:pPr>
             <w:r>
               <w:rPr>
                 <w:sz w:val="18"/>
@@ -5677,6 +6317,9 @@
             </w:tcMar>
           </w:tcPr>
           <w:p>
+            <w:pPr>
+              <w:keepNext w:val="0"/>
+            </w:pPr>
             <w:r>
               <w:rPr>
                 <w:sz w:val="18"/>
@@ -5689,6 +6332,7 @@
       <w:tr>
         <w:trPr>
           <w:jc w:val="center"/>
+          <w:cantSplit/>
         </w:trPr>
         <w:tc>
           <w:tcPr>
@@ -5701,6 +6345,9 @@
             </w:tcMar>
           </w:tcPr>
           <w:p>
+            <w:pPr>
+              <w:keepNext w:val="0"/>
+            </w:pPr>
             <w:r>
               <w:rPr>
                 <w:sz w:val="18"/>
@@ -5720,6 +6367,9 @@
             </w:tcMar>
           </w:tcPr>
           <w:p>
+            <w:pPr>
+              <w:keepNext w:val="0"/>
+            </w:pPr>
             <w:r>
               <w:rPr>
                 <w:sz w:val="18"/>
@@ -5732,6 +6382,7 @@
       <w:tr>
         <w:trPr>
           <w:jc w:val="center"/>
+          <w:cantSplit/>
         </w:trPr>
         <w:tc>
           <w:tcPr>
@@ -5744,6 +6395,9 @@
             </w:tcMar>
           </w:tcPr>
           <w:p>
+            <w:pPr>
+              <w:keepNext w:val="0"/>
+            </w:pPr>
             <w:r>
               <w:rPr>
                 <w:sz w:val="18"/>
@@ -5763,6 +6417,9 @@
             </w:tcMar>
           </w:tcPr>
           <w:p>
+            <w:pPr>
+              <w:keepNext w:val="0"/>
+            </w:pPr>
             <w:r>
               <w:rPr>
                 <w:sz w:val="18"/>
@@ -5775,6 +6432,7 @@
       <w:tr>
         <w:trPr>
           <w:jc w:val="center"/>
+          <w:cantSplit/>
         </w:trPr>
         <w:tc>
           <w:tcPr>
@@ -5787,6 +6445,9 @@
             </w:tcMar>
           </w:tcPr>
           <w:p>
+            <w:pPr>
+              <w:keepNext w:val="0"/>
+            </w:pPr>
             <w:r>
               <w:rPr>
                 <w:sz w:val="18"/>
@@ -5807,6 +6468,9 @@
             </w:tcMar>
           </w:tcPr>
           <w:p>
+            <w:pPr>
+              <w:keepNext w:val="0"/>
+            </w:pPr>
             <w:r>
               <w:rPr>
                 <w:sz w:val="18"/>
@@ -5819,6 +6483,7 @@
       <w:tr>
         <w:trPr>
           <w:jc w:val="center"/>
+          <w:cantSplit/>
         </w:trPr>
         <w:tc>
           <w:tcPr>
@@ -5831,6 +6496,9 @@
             </w:tcMar>
           </w:tcPr>
           <w:p>
+            <w:pPr>
+              <w:keepNext w:val="0"/>
+            </w:pPr>
             <w:r>
               <w:rPr>
                 <w:sz w:val="18"/>
@@ -5850,6 +6518,9 @@
             </w:tcMar>
           </w:tcPr>
           <w:p>
+            <w:pPr>
+              <w:keepNext w:val="0"/>
+            </w:pPr>
             <w:r>
               <w:rPr>
                 <w:sz w:val="18"/>
@@ -5867,6 +6538,7 @@
     </w:p>
     <w:p>
       <w:pPr>
+        <w:keepNext/>
         <w:spacing w:before="80" w:after="40"/>
         <w:jc w:val="center"/>
       </w:pPr>
@@ -5914,10 +6586,15 @@
     <w:p>
       <w:pPr>
         <w:pStyle w:val="ETISCaption"/>
+        <w:keepNext w:val="0"/>
+        <w:keepLines/>
         <w:jc w:val="center"/>
       </w:pPr>
       <w:r>
         <w:t>Figure 16. Active review: reviewer challenge, evidence rail, coaching modes, current recommendation, next engineering move, and response area.</w:t>
+      </w:r>
+      <w:r>
+        <w:t xml:space="preserve"> Historical reference figure; current text governs.</w:t>
       </w:r>
     </w:p>
     <w:p>
@@ -5985,6 +6662,7 @@
     </w:p>
     <w:p>
       <w:pPr>
+        <w:keepNext/>
         <w:spacing w:before="80" w:after="40"/>
         <w:jc w:val="center"/>
       </w:pPr>
@@ -6032,10 +6710,38 @@
     <w:p>
       <w:pPr>
         <w:pStyle w:val="ETISCaption"/>
+        <w:keepNext w:val="0"/>
+        <w:keepLines/>
         <w:jc w:val="center"/>
       </w:pPr>
       <w:r>
         <w:t>Figure 17. “Need help?” explains the apprenticeship model: talk naturally, ask for help, challenge the reviewer, use guidance as reference, and own the judgment.</w:t>
+      </w:r>
+      <w:r>
+        <w:t xml:space="preserve"> Historical reference figure; current text governs.</w:t>
+      </w:r>
+    </w:p>
+    <w:p>
+      <w:pPr>
+        <w:pStyle w:val="Heading2"/>
+      </w:pPr>
+      <w:r>
+        <w:t>Actions, optional context and keyboard use</w:t>
+      </w:r>
+    </w:p>
+    <w:p>
+      <w:r>
+        <w:t>Button-triggered instructions are recorded as review actions, not as words the student wrote. Unsent drafts are preserved and remain private. Optional review context and other concerns stay secondary to the current concern and conversation.</w:t>
+      </w:r>
+    </w:p>
+    <w:p>
+      <w:r>
+        <w:t>In Help, artifact, challenge and exit dialogs, Tab and Shift+Tab stay within the dialog, Escape dismisses through the existing close action, and focus returns to a usable opener. Escape does not finish a review. Closing a pending challenge does not cancel its submitted request.</w:t>
+      </w:r>
+    </w:p>
+    <w:p>
+      <w:r>
+        <w:t>Use your own words in the composer. A Find supporting evidence action asks the reviewer to search; its generated instructions are not your answer. Open optional review context only when needed. Discuss Recommendation is the send action when you choose recommendation mode, and it does not mean the finding has closed.</w:t>
       </w:r>
     </w:p>
     <w:p>
@@ -6069,6 +6775,8 @@
         <w:trPr>
           <w:tblHeader/>
           <w:jc w:val="center"/>
+          <w:tblHeader/>
+          <w:cantSplit/>
         </w:trPr>
         <w:tc>
           <w:tcPr>
@@ -6082,6 +6790,9 @@
             </w:tcMar>
           </w:tcPr>
           <w:p>
+            <w:pPr>
+              <w:keepNext w:val="0"/>
+            </w:pPr>
             <w:r>
               <w:rPr>
                 <w:b/>
@@ -6104,6 +6815,9 @@
             </w:tcMar>
           </w:tcPr>
           <w:p>
+            <w:pPr>
+              <w:keepNext w:val="0"/>
+            </w:pPr>
             <w:r>
               <w:rPr>
                 <w:b/>
@@ -6118,6 +6832,7 @@
       <w:tr>
         <w:trPr>
           <w:jc w:val="center"/>
+          <w:cantSplit/>
         </w:trPr>
         <w:tc>
           <w:tcPr>
@@ -6130,6 +6845,9 @@
             </w:tcMar>
           </w:tcPr>
           <w:p>
+            <w:pPr>
+              <w:keepNext w:val="0"/>
+            </w:pPr>
             <w:r>
               <w:rPr>
                 <w:sz w:val="18"/>
@@ -6149,6 +6867,9 @@
             </w:tcMar>
           </w:tcPr>
           <w:p>
+            <w:pPr>
+              <w:keepNext w:val="0"/>
+            </w:pPr>
             <w:r>
               <w:rPr>
                 <w:sz w:val="18"/>
@@ -6161,6 +6882,7 @@
       <w:tr>
         <w:trPr>
           <w:jc w:val="center"/>
+          <w:cantSplit/>
         </w:trPr>
         <w:tc>
           <w:tcPr>
@@ -6173,6 +6895,9 @@
             </w:tcMar>
           </w:tcPr>
           <w:p>
+            <w:pPr>
+              <w:keepNext w:val="0"/>
+            </w:pPr>
             <w:r>
               <w:rPr>
                 <w:sz w:val="18"/>
@@ -6193,6 +6918,9 @@
             </w:tcMar>
           </w:tcPr>
           <w:p>
+            <w:pPr>
+              <w:keepNext w:val="0"/>
+            </w:pPr>
             <w:r>
               <w:rPr>
                 <w:sz w:val="18"/>
@@ -6205,6 +6933,7 @@
       <w:tr>
         <w:trPr>
           <w:jc w:val="center"/>
+          <w:cantSplit/>
         </w:trPr>
         <w:tc>
           <w:tcPr>
@@ -6217,6 +6946,9 @@
             </w:tcMar>
           </w:tcPr>
           <w:p>
+            <w:pPr>
+              <w:keepNext w:val="0"/>
+            </w:pPr>
             <w:r>
               <w:rPr>
                 <w:sz w:val="18"/>
@@ -6236,6 +6968,9 @@
             </w:tcMar>
           </w:tcPr>
           <w:p>
+            <w:pPr>
+              <w:keepNext w:val="0"/>
+            </w:pPr>
             <w:r>
               <w:rPr>
                 <w:sz w:val="18"/>
@@ -6248,6 +6983,7 @@
       <w:tr>
         <w:trPr>
           <w:jc w:val="center"/>
+          <w:cantSplit/>
         </w:trPr>
         <w:tc>
           <w:tcPr>
@@ -6260,6 +6996,9 @@
             </w:tcMar>
           </w:tcPr>
           <w:p>
+            <w:pPr>
+              <w:keepNext w:val="0"/>
+            </w:pPr>
             <w:r>
               <w:rPr>
                 <w:sz w:val="18"/>
@@ -6279,6 +7018,9 @@
             </w:tcMar>
           </w:tcPr>
           <w:p>
+            <w:pPr>
+              <w:keepNext w:val="0"/>
+            </w:pPr>
             <w:r>
               <w:rPr>
                 <w:sz w:val="18"/>
@@ -6291,6 +7033,7 @@
       <w:tr>
         <w:trPr>
           <w:jc w:val="center"/>
+          <w:cantSplit/>
         </w:trPr>
         <w:tc>
           <w:tcPr>
@@ -6303,6 +7046,9 @@
             </w:tcMar>
           </w:tcPr>
           <w:p>
+            <w:pPr>
+              <w:keepNext w:val="0"/>
+            </w:pPr>
             <w:r>
               <w:rPr>
                 <w:sz w:val="18"/>
@@ -6322,6 +7068,9 @@
             </w:tcMar>
           </w:tcPr>
           <w:p>
+            <w:pPr>
+              <w:keepNext w:val="0"/>
+            </w:pPr>
             <w:r>
               <w:rPr>
                 <w:sz w:val="18"/>
@@ -6334,6 +7083,7 @@
       <w:tr>
         <w:trPr>
           <w:jc w:val="center"/>
+          <w:cantSplit/>
         </w:trPr>
         <w:tc>
           <w:tcPr>
@@ -6346,6 +7096,9 @@
             </w:tcMar>
           </w:tcPr>
           <w:p>
+            <w:pPr>
+              <w:keepNext w:val="0"/>
+            </w:pPr>
             <w:r>
               <w:rPr>
                 <w:sz w:val="18"/>
@@ -6365,6 +7118,9 @@
             </w:tcMar>
           </w:tcPr>
           <w:p>
+            <w:pPr>
+              <w:keepNext w:val="0"/>
+            </w:pPr>
             <w:r>
               <w:rPr>
                 <w:sz w:val="18"/>
@@ -6387,6 +7143,7 @@
     </w:p>
     <w:p>
       <w:pPr>
+        <w:keepNext/>
         <w:spacing w:before="80" w:after="40"/>
         <w:jc w:val="center"/>
       </w:pPr>
@@ -6434,24 +7191,29 @@
     <w:p>
       <w:pPr>
         <w:pStyle w:val="ETISCaption"/>
+        <w:keepNext w:val="0"/>
+        <w:keepLines/>
         <w:jc w:val="center"/>
       </w:pPr>
       <w:r>
         <w:lastRenderedPageBreak/>
         <w:t>Figure 18. Example of a developing position: “Hold / defer.” The reviewer narrows the boundary so the student can make a more defensible decision.</w:t>
       </w:r>
+      <w:r>
+        <w:t xml:space="preserve"> Historical reference figure; current text governs.</w:t>
+      </w:r>
     </w:p>
     <w:p>
       <w:pPr>
         <w:pStyle w:val="Heading2"/>
       </w:pPr>
       <w:r>
-        <w:t>11.2 Discuss Recommendation - the formal recommendation action</w:t>
-      </w:r>
-    </w:p>
-    <w:p>
-      <w:r>
-        <w:t>When the conversation reaches a consequential engineering decision, use Discuss Recommendation to shape and state the position you are prepared to defend. Earlier ETIS/course materials may refer to this concept as State My Recommendation. Not every review must end in a formal recommendation, and the system should not force a decision before the engineering meaning is ready.</w:t>
+        <w:t>11.2 Building and recording a recommendation</w:t>
+      </w:r>
+    </w:p>
+    <w:p>
+      <w:r>
+        <w:t>Use Build my recommendation to choose the coaching mode. Discuss Recommendation sends your message in that mode; it does not record the final position. When the reasoning is ready and a decision is warranted, State My Recommendation records the position you are prepared to defend. Current recommendation remains an optional posture. None of these actions is Git submission, grading or automatic finding closure.</w:t>
       </w:r>
     </w:p>
     <w:p>
@@ -6491,6 +7253,8 @@
         <w:trPr>
           <w:tblHeader/>
           <w:jc w:val="center"/>
+          <w:tblHeader/>
+          <w:cantSplit/>
         </w:trPr>
         <w:tc>
           <w:tcPr>
@@ -6504,6 +7268,9 @@
             </w:tcMar>
           </w:tcPr>
           <w:p>
+            <w:pPr>
+              <w:keepNext w:val="0"/>
+            </w:pPr>
             <w:r>
               <w:rPr>
                 <w:b/>
@@ -6526,6 +7293,9 @@
             </w:tcMar>
           </w:tcPr>
           <w:p>
+            <w:pPr>
+              <w:keepNext w:val="0"/>
+            </w:pPr>
             <w:r>
               <w:rPr>
                 <w:b/>
@@ -6548,6 +7318,9 @@
             </w:tcMar>
           </w:tcPr>
           <w:p>
+            <w:pPr>
+              <w:keepNext w:val="0"/>
+            </w:pPr>
             <w:r>
               <w:rPr>
                 <w:b/>
@@ -6562,6 +7335,7 @@
       <w:tr>
         <w:trPr>
           <w:jc w:val="center"/>
+          <w:cantSplit/>
         </w:trPr>
         <w:tc>
           <w:tcPr>
@@ -6574,6 +7348,9 @@
             </w:tcMar>
           </w:tcPr>
           <w:p>
+            <w:pPr>
+              <w:keepNext w:val="0"/>
+            </w:pPr>
             <w:r>
               <w:rPr>
                 <w:sz w:val="18"/>
@@ -6593,6 +7370,9 @@
             </w:tcMar>
           </w:tcPr>
           <w:p>
+            <w:pPr>
+              <w:keepNext w:val="0"/>
+            </w:pPr>
             <w:r>
               <w:rPr>
                 <w:sz w:val="18"/>
@@ -6612,6 +7392,9 @@
             </w:tcMar>
           </w:tcPr>
           <w:p>
+            <w:pPr>
+              <w:keepNext w:val="0"/>
+            </w:pPr>
             <w:r>
               <w:rPr>
                 <w:sz w:val="18"/>
@@ -6624,6 +7407,7 @@
       <w:tr>
         <w:trPr>
           <w:jc w:val="center"/>
+          <w:cantSplit/>
         </w:trPr>
         <w:tc>
           <w:tcPr>
@@ -6636,6 +7420,9 @@
             </w:tcMar>
           </w:tcPr>
           <w:p>
+            <w:pPr>
+              <w:keepNext w:val="0"/>
+            </w:pPr>
             <w:r>
               <w:rPr>
                 <w:sz w:val="18"/>
@@ -6655,6 +7442,9 @@
             </w:tcMar>
           </w:tcPr>
           <w:p>
+            <w:pPr>
+              <w:keepNext w:val="0"/>
+            </w:pPr>
             <w:r>
               <w:rPr>
                 <w:sz w:val="18"/>
@@ -6674,6 +7464,9 @@
             </w:tcMar>
           </w:tcPr>
           <w:p>
+            <w:pPr>
+              <w:keepNext w:val="0"/>
+            </w:pPr>
             <w:r>
               <w:rPr>
                 <w:sz w:val="18"/>
@@ -6686,6 +7479,7 @@
       <w:tr>
         <w:trPr>
           <w:jc w:val="center"/>
+          <w:cantSplit/>
         </w:trPr>
         <w:tc>
           <w:tcPr>
@@ -6698,6 +7492,9 @@
             </w:tcMar>
           </w:tcPr>
           <w:p>
+            <w:pPr>
+              <w:keepNext w:val="0"/>
+            </w:pPr>
             <w:r>
               <w:rPr>
                 <w:sz w:val="18"/>
@@ -6717,6 +7514,9 @@
             </w:tcMar>
           </w:tcPr>
           <w:p>
+            <w:pPr>
+              <w:keepNext w:val="0"/>
+            </w:pPr>
             <w:r>
               <w:rPr>
                 <w:sz w:val="18"/>
@@ -6736,6 +7536,9 @@
             </w:tcMar>
           </w:tcPr>
           <w:p>
+            <w:pPr>
+              <w:keepNext w:val="0"/>
+            </w:pPr>
             <w:r>
               <w:rPr>
                 <w:sz w:val="18"/>
@@ -6748,6 +7551,7 @@
       <w:tr>
         <w:trPr>
           <w:jc w:val="center"/>
+          <w:cantSplit/>
         </w:trPr>
         <w:tc>
           <w:tcPr>
@@ -6760,6 +7564,9 @@
             </w:tcMar>
           </w:tcPr>
           <w:p>
+            <w:pPr>
+              <w:keepNext w:val="0"/>
+            </w:pPr>
             <w:r>
               <w:rPr>
                 <w:sz w:val="18"/>
@@ -6779,6 +7586,9 @@
             </w:tcMar>
           </w:tcPr>
           <w:p>
+            <w:pPr>
+              <w:keepNext w:val="0"/>
+            </w:pPr>
             <w:r>
               <w:rPr>
                 <w:sz w:val="18"/>
@@ -6798,6 +7608,9 @@
             </w:tcMar>
           </w:tcPr>
           <w:p>
+            <w:pPr>
+              <w:keepNext w:val="0"/>
+            </w:pPr>
             <w:r>
               <w:rPr>
                 <w:sz w:val="18"/>
@@ -6810,6 +7623,7 @@
       <w:tr>
         <w:trPr>
           <w:jc w:val="center"/>
+          <w:cantSplit/>
         </w:trPr>
         <w:tc>
           <w:tcPr>
@@ -6822,6 +7636,9 @@
             </w:tcMar>
           </w:tcPr>
           <w:p>
+            <w:pPr>
+              <w:keepNext w:val="0"/>
+            </w:pPr>
             <w:r>
               <w:rPr>
                 <w:sz w:val="18"/>
@@ -6841,6 +7658,9 @@
             </w:tcMar>
           </w:tcPr>
           <w:p>
+            <w:pPr>
+              <w:keepNext w:val="0"/>
+            </w:pPr>
             <w:r>
               <w:rPr>
                 <w:sz w:val="18"/>
@@ -6860,6 +7680,9 @@
             </w:tcMar>
           </w:tcPr>
           <w:p>
+            <w:pPr>
+              <w:keepNext w:val="0"/>
+            </w:pPr>
             <w:r>
               <w:rPr>
                 <w:sz w:val="18"/>
@@ -6887,6 +7710,8 @@
       <w:tr>
         <w:trPr>
           <w:jc w:val="center"/>
+          <w:tblHeader/>
+          <w:cantSplit/>
         </w:trPr>
         <w:tc>
           <w:tcPr>
@@ -6900,6 +7725,9 @@
             </w:tcMar>
           </w:tcPr>
           <w:p>
+            <w:pPr>
+              <w:keepNext w:val="0"/>
+            </w:pPr>
             <w:r>
               <w:rPr>
                 <w:b/>
@@ -6930,6 +7758,24 @@
     </w:p>
     <w:p>
       <w:pPr>
+        <w:pStyle w:val="Heading2"/>
+      </w:pPr>
+      <w:r>
+        <w:t>How a finding actually closes</w:t>
+      </w:r>
+    </w:p>
+    <w:p>
+      <w:r>
+        <w:t>Only authoritative corrected or resolved findings are closed. Confirmed, evidence disputed, accepted risk and deferred findings remain open. Inspecting, searching, recommending and completing a review do not close a finding; work after the snapshot cannot close it on that earlier snapshot.</w:t>
+      </w:r>
+    </w:p>
+    <w:p>
+      <w:r>
+        <w:t>Challenge a false finding with counterevidence that already existed in the frozen snapshot. Explain its engineering meaning, not only its filename. Missing or bounded search results do not prove that no equivalent evidence exists. If your fix was committed later, start a review that captures the new repository state.</w:t>
+      </w:r>
+    </w:p>
+    <w:p>
+      <w:pPr>
         <w:pStyle w:val="Heading1"/>
       </w:pPr>
       <w:r>
@@ -6943,6 +7789,7 @@
     </w:p>
     <w:p>
       <w:pPr>
+        <w:keepNext/>
         <w:spacing w:before="80" w:after="40"/>
         <w:jc w:val="center"/>
       </w:pPr>
@@ -6991,10 +7838,15 @@
     <w:p>
       <w:pPr>
         <w:pStyle w:val="ETISCaption"/>
+        <w:keepNext w:val="0"/>
+        <w:keepLines/>
         <w:jc w:val="center"/>
       </w:pPr>
       <w:r>
         <w:t>Figure 19. Review History preserves multiple sessions over time. Active and completed sessions can coexist.</w:t>
+      </w:r>
+      <w:r>
+        <w:t xml:space="preserve"> Historical reference figure; current text governs.</w:t>
       </w:r>
     </w:p>
     <w:p>
@@ -7087,6 +7939,8 @@
         <w:trPr>
           <w:tblHeader/>
           <w:jc w:val="center"/>
+          <w:tblHeader/>
+          <w:cantSplit/>
         </w:trPr>
         <w:tc>
           <w:tcPr>
@@ -7100,6 +7954,9 @@
             </w:tcMar>
           </w:tcPr>
           <w:p>
+            <w:pPr>
+              <w:keepNext w:val="0"/>
+            </w:pPr>
             <w:r>
               <w:rPr>
                 <w:b/>
@@ -7122,6 +7979,9 @@
             </w:tcMar>
           </w:tcPr>
           <w:p>
+            <w:pPr>
+              <w:keepNext w:val="0"/>
+            </w:pPr>
             <w:r>
               <w:rPr>
                 <w:b/>
@@ -7136,6 +7996,7 @@
       <w:tr>
         <w:trPr>
           <w:jc w:val="center"/>
+          <w:cantSplit/>
         </w:trPr>
         <w:tc>
           <w:tcPr>
@@ -7148,6 +8009,9 @@
             </w:tcMar>
           </w:tcPr>
           <w:p>
+            <w:pPr>
+              <w:keepNext w:val="0"/>
+            </w:pPr>
             <w:r>
               <w:rPr>
                 <w:sz w:val="18"/>
@@ -7167,6 +8031,9 @@
             </w:tcMar>
           </w:tcPr>
           <w:p>
+            <w:pPr>
+              <w:keepNext w:val="0"/>
+            </w:pPr>
             <w:r>
               <w:rPr>
                 <w:sz w:val="18"/>
@@ -7179,6 +8046,7 @@
       <w:tr>
         <w:trPr>
           <w:jc w:val="center"/>
+          <w:cantSplit/>
         </w:trPr>
         <w:tc>
           <w:tcPr>
@@ -7191,6 +8059,9 @@
             </w:tcMar>
           </w:tcPr>
           <w:p>
+            <w:pPr>
+              <w:keepNext w:val="0"/>
+            </w:pPr>
             <w:r>
               <w:rPr>
                 <w:sz w:val="18"/>
@@ -7210,6 +8081,9 @@
             </w:tcMar>
           </w:tcPr>
           <w:p>
+            <w:pPr>
+              <w:keepNext w:val="0"/>
+            </w:pPr>
             <w:r>
               <w:rPr>
                 <w:sz w:val="18"/>
@@ -7222,6 +8096,7 @@
       <w:tr>
         <w:trPr>
           <w:jc w:val="center"/>
+          <w:cantSplit/>
         </w:trPr>
         <w:tc>
           <w:tcPr>
@@ -7234,6 +8109,9 @@
             </w:tcMar>
           </w:tcPr>
           <w:p>
+            <w:pPr>
+              <w:keepNext w:val="0"/>
+            </w:pPr>
             <w:r>
               <w:rPr>
                 <w:sz w:val="18"/>
@@ -7253,6 +8131,9 @@
             </w:tcMar>
           </w:tcPr>
           <w:p>
+            <w:pPr>
+              <w:keepNext w:val="0"/>
+            </w:pPr>
             <w:r>
               <w:rPr>
                 <w:sz w:val="18"/>
@@ -7265,6 +8146,7 @@
       <w:tr>
         <w:trPr>
           <w:jc w:val="center"/>
+          <w:cantSplit/>
         </w:trPr>
         <w:tc>
           <w:tcPr>
@@ -7277,6 +8159,9 @@
             </w:tcMar>
           </w:tcPr>
           <w:p>
+            <w:pPr>
+              <w:keepNext w:val="0"/>
+            </w:pPr>
             <w:r>
               <w:rPr>
                 <w:sz w:val="18"/>
@@ -7296,6 +8181,9 @@
             </w:tcMar>
           </w:tcPr>
           <w:p>
+            <w:pPr>
+              <w:keepNext w:val="0"/>
+            </w:pPr>
             <w:r>
               <w:rPr>
                 <w:sz w:val="18"/>
@@ -7323,6 +8211,8 @@
       <w:tr>
         <w:trPr>
           <w:jc w:val="center"/>
+          <w:tblHeader/>
+          <w:cantSplit/>
         </w:trPr>
         <w:tc>
           <w:tcPr>
@@ -7336,6 +8226,9 @@
             </w:tcMar>
           </w:tcPr>
           <w:p>
+            <w:pPr>
+              <w:keepNext w:val="0"/>
+            </w:pPr>
             <w:r>
               <w:rPr>
                 <w:b/>
@@ -7388,6 +8281,8 @@
         <w:trPr>
           <w:tblHeader/>
           <w:jc w:val="center"/>
+          <w:tblHeader/>
+          <w:cantSplit/>
         </w:trPr>
         <w:tc>
           <w:tcPr>
@@ -7401,6 +8296,9 @@
             </w:tcMar>
           </w:tcPr>
           <w:p>
+            <w:pPr>
+              <w:keepNext w:val="0"/>
+            </w:pPr>
             <w:r>
               <w:rPr>
                 <w:b/>
@@ -7423,6 +8321,9 @@
             </w:tcMar>
           </w:tcPr>
           <w:p>
+            <w:pPr>
+              <w:keepNext w:val="0"/>
+            </w:pPr>
             <w:r>
               <w:rPr>
                 <w:b/>
@@ -7437,6 +8338,7 @@
       <w:tr>
         <w:trPr>
           <w:jc w:val="center"/>
+          <w:cantSplit/>
         </w:trPr>
         <w:tc>
           <w:tcPr>
@@ -7449,6 +8351,9 @@
             </w:tcMar>
           </w:tcPr>
           <w:p>
+            <w:pPr>
+              <w:keepNext w:val="0"/>
+            </w:pPr>
             <w:r>
               <w:rPr>
                 <w:sz w:val="18"/>
@@ -7468,6 +8373,9 @@
             </w:tcMar>
           </w:tcPr>
           <w:p>
+            <w:pPr>
+              <w:keepNext w:val="0"/>
+            </w:pPr>
             <w:r>
               <w:rPr>
                 <w:sz w:val="18"/>
@@ -7480,6 +8388,7 @@
       <w:tr>
         <w:trPr>
           <w:jc w:val="center"/>
+          <w:cantSplit/>
         </w:trPr>
         <w:tc>
           <w:tcPr>
@@ -7492,6 +8401,9 @@
             </w:tcMar>
           </w:tcPr>
           <w:p>
+            <w:pPr>
+              <w:keepNext w:val="0"/>
+            </w:pPr>
             <w:r>
               <w:rPr>
                 <w:sz w:val="18"/>
@@ -7511,6 +8423,9 @@
             </w:tcMar>
           </w:tcPr>
           <w:p>
+            <w:pPr>
+              <w:keepNext w:val="0"/>
+            </w:pPr>
             <w:r>
               <w:rPr>
                 <w:sz w:val="18"/>
@@ -7523,6 +8438,7 @@
       <w:tr>
         <w:trPr>
           <w:jc w:val="center"/>
+          <w:cantSplit/>
         </w:trPr>
         <w:tc>
           <w:tcPr>
@@ -7535,6 +8451,9 @@
             </w:tcMar>
           </w:tcPr>
           <w:p>
+            <w:pPr>
+              <w:keepNext w:val="0"/>
+            </w:pPr>
             <w:r>
               <w:rPr>
                 <w:sz w:val="18"/>
@@ -7554,6 +8473,9 @@
             </w:tcMar>
           </w:tcPr>
           <w:p>
+            <w:pPr>
+              <w:keepNext w:val="0"/>
+            </w:pPr>
             <w:r>
               <w:rPr>
                 <w:sz w:val="18"/>
@@ -7566,6 +8488,7 @@
       <w:tr>
         <w:trPr>
           <w:jc w:val="center"/>
+          <w:cantSplit/>
         </w:trPr>
         <w:tc>
           <w:tcPr>
@@ -7578,6 +8501,9 @@
             </w:tcMar>
           </w:tcPr>
           <w:p>
+            <w:pPr>
+              <w:keepNext w:val="0"/>
+            </w:pPr>
             <w:r>
               <w:rPr>
                 <w:sz w:val="18"/>
@@ -7597,6 +8523,9 @@
             </w:tcMar>
           </w:tcPr>
           <w:p>
+            <w:pPr>
+              <w:keepNext w:val="0"/>
+            </w:pPr>
             <w:r>
               <w:rPr>
                 <w:sz w:val="18"/>
@@ -7609,6 +8538,7 @@
       <w:tr>
         <w:trPr>
           <w:jc w:val="center"/>
+          <w:cantSplit/>
         </w:trPr>
         <w:tc>
           <w:tcPr>
@@ -7621,6 +8551,9 @@
             </w:tcMar>
           </w:tcPr>
           <w:p>
+            <w:pPr>
+              <w:keepNext w:val="0"/>
+            </w:pPr>
             <w:r>
               <w:rPr>
                 <w:sz w:val="18"/>
@@ -7640,6 +8573,9 @@
             </w:tcMar>
           </w:tcPr>
           <w:p>
+            <w:pPr>
+              <w:keepNext w:val="0"/>
+            </w:pPr>
             <w:r>
               <w:rPr>
                 <w:sz w:val="18"/>
@@ -7743,6 +8679,8 @@
         <w:trPr>
           <w:tblHeader/>
           <w:jc w:val="center"/>
+          <w:tblHeader/>
+          <w:cantSplit/>
         </w:trPr>
         <w:tc>
           <w:tcPr>
@@ -7756,6 +8694,9 @@
             </w:tcMar>
           </w:tcPr>
           <w:p>
+            <w:pPr>
+              <w:keepNext w:val="0"/>
+            </w:pPr>
             <w:r>
               <w:rPr>
                 <w:b/>
@@ -7778,6 +8719,9 @@
             </w:tcMar>
           </w:tcPr>
           <w:p>
+            <w:pPr>
+              <w:keepNext w:val="0"/>
+            </w:pPr>
             <w:r>
               <w:rPr>
                 <w:b/>
@@ -7792,6 +8736,7 @@
       <w:tr>
         <w:trPr>
           <w:jc w:val="center"/>
+          <w:cantSplit/>
         </w:trPr>
         <w:tc>
           <w:tcPr>
@@ -7804,6 +8749,9 @@
             </w:tcMar>
           </w:tcPr>
           <w:p>
+            <w:pPr>
+              <w:keepNext w:val="0"/>
+            </w:pPr>
             <w:r>
               <w:rPr>
                 <w:sz w:val="18"/>
@@ -7823,6 +8771,9 @@
             </w:tcMar>
           </w:tcPr>
           <w:p>
+            <w:pPr>
+              <w:keepNext w:val="0"/>
+            </w:pPr>
             <w:r>
               <w:rPr>
                 <w:sz w:val="18"/>
@@ -7835,6 +8786,7 @@
       <w:tr>
         <w:trPr>
           <w:jc w:val="center"/>
+          <w:cantSplit/>
         </w:trPr>
         <w:tc>
           <w:tcPr>
@@ -7847,6 +8799,9 @@
             </w:tcMar>
           </w:tcPr>
           <w:p>
+            <w:pPr>
+              <w:keepNext w:val="0"/>
+            </w:pPr>
             <w:r>
               <w:rPr>
                 <w:sz w:val="18"/>
@@ -7866,6 +8821,9 @@
             </w:tcMar>
           </w:tcPr>
           <w:p>
+            <w:pPr>
+              <w:keepNext w:val="0"/>
+            </w:pPr>
             <w:r>
               <w:rPr>
                 <w:sz w:val="18"/>
@@ -7878,6 +8836,7 @@
       <w:tr>
         <w:trPr>
           <w:jc w:val="center"/>
+          <w:cantSplit/>
         </w:trPr>
         <w:tc>
           <w:tcPr>
@@ -7890,6 +8849,9 @@
             </w:tcMar>
           </w:tcPr>
           <w:p>
+            <w:pPr>
+              <w:keepNext w:val="0"/>
+            </w:pPr>
             <w:r>
               <w:rPr>
                 <w:sz w:val="18"/>
@@ -7909,6 +8871,9 @@
             </w:tcMar>
           </w:tcPr>
           <w:p>
+            <w:pPr>
+              <w:keepNext w:val="0"/>
+            </w:pPr>
             <w:r>
               <w:rPr>
                 <w:sz w:val="18"/>
@@ -7921,6 +8886,7 @@
       <w:tr>
         <w:trPr>
           <w:jc w:val="center"/>
+          <w:cantSplit/>
         </w:trPr>
         <w:tc>
           <w:tcPr>
@@ -7933,6 +8899,9 @@
             </w:tcMar>
           </w:tcPr>
           <w:p>
+            <w:pPr>
+              <w:keepNext w:val="0"/>
+            </w:pPr>
             <w:r>
               <w:rPr>
                 <w:sz w:val="18"/>
@@ -7952,6 +8921,9 @@
             </w:tcMar>
           </w:tcPr>
           <w:p>
+            <w:pPr>
+              <w:keepNext w:val="0"/>
+            </w:pPr>
             <w:r>
               <w:rPr>
                 <w:sz w:val="18"/>
@@ -7991,6 +8963,8 @@
         <w:trPr>
           <w:tblHeader/>
           <w:jc w:val="center"/>
+          <w:tblHeader/>
+          <w:cantSplit/>
         </w:trPr>
         <w:tc>
           <w:tcPr>
@@ -8004,6 +8978,9 @@
             </w:tcMar>
           </w:tcPr>
           <w:p>
+            <w:pPr>
+              <w:keepNext w:val="0"/>
+            </w:pPr>
             <w:r>
               <w:rPr>
                 <w:b/>
@@ -8026,6 +9003,9 @@
             </w:tcMar>
           </w:tcPr>
           <w:p>
+            <w:pPr>
+              <w:keepNext w:val="0"/>
+            </w:pPr>
             <w:r>
               <w:rPr>
                 <w:b/>
@@ -8040,6 +9020,7 @@
       <w:tr>
         <w:trPr>
           <w:jc w:val="center"/>
+          <w:cantSplit/>
         </w:trPr>
         <w:tc>
           <w:tcPr>
@@ -8052,6 +9033,9 @@
             </w:tcMar>
           </w:tcPr>
           <w:p>
+            <w:pPr>
+              <w:keepNext w:val="0"/>
+            </w:pPr>
             <w:r>
               <w:rPr>
                 <w:sz w:val="18"/>
@@ -8071,6 +9055,9 @@
             </w:tcMar>
           </w:tcPr>
           <w:p>
+            <w:pPr>
+              <w:keepNext w:val="0"/>
+            </w:pPr>
             <w:r>
               <w:rPr>
                 <w:sz w:val="18"/>
@@ -8083,6 +9070,7 @@
       <w:tr>
         <w:trPr>
           <w:jc w:val="center"/>
+          <w:cantSplit/>
         </w:trPr>
         <w:tc>
           <w:tcPr>
@@ -8095,6 +9083,9 @@
             </w:tcMar>
           </w:tcPr>
           <w:p>
+            <w:pPr>
+              <w:keepNext w:val="0"/>
+            </w:pPr>
             <w:r>
               <w:rPr>
                 <w:sz w:val="18"/>
@@ -8114,6 +9105,9 @@
             </w:tcMar>
           </w:tcPr>
           <w:p>
+            <w:pPr>
+              <w:keepNext w:val="0"/>
+            </w:pPr>
             <w:r>
               <w:rPr>
                 <w:sz w:val="18"/>
@@ -8126,6 +9120,7 @@
       <w:tr>
         <w:trPr>
           <w:jc w:val="center"/>
+          <w:cantSplit/>
         </w:trPr>
         <w:tc>
           <w:tcPr>
@@ -8138,6 +9133,9 @@
             </w:tcMar>
           </w:tcPr>
           <w:p>
+            <w:pPr>
+              <w:keepNext w:val="0"/>
+            </w:pPr>
             <w:r>
               <w:rPr>
                 <w:sz w:val="18"/>
@@ -8157,6 +9155,9 @@
             </w:tcMar>
           </w:tcPr>
           <w:p>
+            <w:pPr>
+              <w:keepNext w:val="0"/>
+            </w:pPr>
             <w:r>
               <w:rPr>
                 <w:sz w:val="18"/>
@@ -8169,6 +9170,7 @@
       <w:tr>
         <w:trPr>
           <w:jc w:val="center"/>
+          <w:cantSplit/>
         </w:trPr>
         <w:tc>
           <w:tcPr>
@@ -8181,6 +9183,9 @@
             </w:tcMar>
           </w:tcPr>
           <w:p>
+            <w:pPr>
+              <w:keepNext w:val="0"/>
+            </w:pPr>
             <w:r>
               <w:rPr>
                 <w:sz w:val="18"/>
@@ -8200,6 +9205,9 @@
             </w:tcMar>
           </w:tcPr>
           <w:p>
+            <w:pPr>
+              <w:keepNext w:val="0"/>
+            </w:pPr>
             <w:r>
               <w:rPr>
                 <w:sz w:val="18"/>
@@ -8212,6 +9220,7 @@
       <w:tr>
         <w:trPr>
           <w:jc w:val="center"/>
+          <w:cantSplit/>
         </w:trPr>
         <w:tc>
           <w:tcPr>
@@ -8224,6 +9233,9 @@
             </w:tcMar>
           </w:tcPr>
           <w:p>
+            <w:pPr>
+              <w:keepNext w:val="0"/>
+            </w:pPr>
             <w:r>
               <w:rPr>
                 <w:sz w:val="18"/>
@@ -8243,6 +9255,9 @@
             </w:tcMar>
           </w:tcPr>
           <w:p>
+            <w:pPr>
+              <w:keepNext w:val="0"/>
+            </w:pPr>
             <w:r>
               <w:rPr>
                 <w:sz w:val="18"/>
@@ -8255,6 +9270,7 @@
       <w:tr>
         <w:trPr>
           <w:jc w:val="center"/>
+          <w:cantSplit/>
         </w:trPr>
         <w:tc>
           <w:tcPr>
@@ -8267,6 +9283,9 @@
             </w:tcMar>
           </w:tcPr>
           <w:p>
+            <w:pPr>
+              <w:keepNext w:val="0"/>
+            </w:pPr>
             <w:r>
               <w:rPr>
                 <w:sz w:val="18"/>
@@ -8286,6 +9305,9 @@
             </w:tcMar>
           </w:tcPr>
           <w:p>
+            <w:pPr>
+              <w:keepNext w:val="0"/>
+            </w:pPr>
             <w:r>
               <w:rPr>
                 <w:sz w:val="18"/>
@@ -8298,6 +9320,7 @@
       <w:tr>
         <w:trPr>
           <w:jc w:val="center"/>
+          <w:cantSplit/>
         </w:trPr>
         <w:tc>
           <w:tcPr>
@@ -8310,6 +9333,9 @@
             </w:tcMar>
           </w:tcPr>
           <w:p>
+            <w:pPr>
+              <w:keepNext w:val="0"/>
+            </w:pPr>
             <w:r>
               <w:rPr>
                 <w:sz w:val="18"/>
@@ -8329,6 +9355,9 @@
             </w:tcMar>
           </w:tcPr>
           <w:p>
+            <w:pPr>
+              <w:keepNext w:val="0"/>
+            </w:pPr>
             <w:r>
               <w:rPr>
                 <w:sz w:val="18"/>
@@ -8341,6 +9370,7 @@
       <w:tr>
         <w:trPr>
           <w:jc w:val="center"/>
+          <w:cantSplit/>
         </w:trPr>
         <w:tc>
           <w:tcPr>
@@ -8353,6 +9383,9 @@
             </w:tcMar>
           </w:tcPr>
           <w:p>
+            <w:pPr>
+              <w:keepNext w:val="0"/>
+            </w:pPr>
             <w:r>
               <w:rPr>
                 <w:sz w:val="18"/>
@@ -8372,6 +9405,9 @@
             </w:tcMar>
           </w:tcPr>
           <w:p>
+            <w:pPr>
+              <w:keepNext w:val="0"/>
+            </w:pPr>
             <w:r>
               <w:rPr>
                 <w:sz w:val="18"/>
@@ -8384,6 +9420,7 @@
       <w:tr>
         <w:trPr>
           <w:jc w:val="center"/>
+          <w:cantSplit/>
         </w:trPr>
         <w:tc>
           <w:tcPr>
@@ -8396,6 +9433,9 @@
             </w:tcMar>
           </w:tcPr>
           <w:p>
+            <w:pPr>
+              <w:keepNext w:val="0"/>
+            </w:pPr>
             <w:r>
               <w:rPr>
                 <w:sz w:val="18"/>
@@ -8415,6 +9455,9 @@
             </w:tcMar>
           </w:tcPr>
           <w:p>
+            <w:pPr>
+              <w:keepNext w:val="0"/>
+            </w:pPr>
             <w:r>
               <w:rPr>
                 <w:sz w:val="18"/>
@@ -8427,6 +9470,7 @@
       <w:tr>
         <w:trPr>
           <w:jc w:val="center"/>
+          <w:cantSplit/>
         </w:trPr>
         <w:tc>
           <w:tcPr>
@@ -8439,6 +9483,9 @@
             </w:tcMar>
           </w:tcPr>
           <w:p>
+            <w:pPr>
+              <w:keepNext w:val="0"/>
+            </w:pPr>
             <w:r>
               <w:rPr>
                 <w:sz w:val="18"/>
@@ -8458,6 +9505,9 @@
             </w:tcMar>
           </w:tcPr>
           <w:p>
+            <w:pPr>
+              <w:keepNext w:val="0"/>
+            </w:pPr>
             <w:r>
               <w:rPr>
                 <w:sz w:val="18"/>
@@ -8470,6 +9520,7 @@
       <w:tr>
         <w:trPr>
           <w:jc w:val="center"/>
+          <w:cantSplit/>
         </w:trPr>
         <w:tc>
           <w:tcPr>
@@ -8482,6 +9533,9 @@
             </w:tcMar>
           </w:tcPr>
           <w:p>
+            <w:pPr>
+              <w:keepNext w:val="0"/>
+            </w:pPr>
             <w:r>
               <w:rPr>
                 <w:sz w:val="18"/>
@@ -8501,6 +9555,9 @@
             </w:tcMar>
           </w:tcPr>
           <w:p>
+            <w:pPr>
+              <w:keepNext w:val="0"/>
+            </w:pPr>
             <w:r>
               <w:rPr>
                 <w:sz w:val="18"/>
@@ -8513,6 +9570,7 @@
       <w:tr>
         <w:trPr>
           <w:jc w:val="center"/>
+          <w:cantSplit/>
         </w:trPr>
         <w:tc>
           <w:tcPr>
@@ -8525,6 +9583,9 @@
             </w:tcMar>
           </w:tcPr>
           <w:p>
+            <w:pPr>
+              <w:keepNext w:val="0"/>
+            </w:pPr>
             <w:r>
               <w:rPr>
                 <w:sz w:val="18"/>
@@ -8544,6 +9605,9 @@
             </w:tcMar>
           </w:tcPr>
           <w:p>
+            <w:pPr>
+              <w:keepNext w:val="0"/>
+            </w:pPr>
             <w:r>
               <w:rPr>
                 <w:sz w:val="18"/>
@@ -8556,6 +9620,7 @@
       <w:tr>
         <w:trPr>
           <w:jc w:val="center"/>
+          <w:cantSplit/>
         </w:trPr>
         <w:tc>
           <w:tcPr>
@@ -8568,6 +9633,9 @@
             </w:tcMar>
           </w:tcPr>
           <w:p>
+            <w:pPr>
+              <w:keepNext w:val="0"/>
+            </w:pPr>
             <w:r>
               <w:rPr>
                 <w:sz w:val="18"/>
@@ -8587,6 +9655,9 @@
             </w:tcMar>
           </w:tcPr>
           <w:p>
+            <w:pPr>
+              <w:keepNext w:val="0"/>
+            </w:pPr>
             <w:r>
               <w:rPr>
                 <w:sz w:val="18"/>
@@ -8895,6 +9966,8 @@
         <w:trPr>
           <w:tblHeader/>
           <w:jc w:val="center"/>
+          <w:tblHeader/>
+          <w:cantSplit/>
         </w:trPr>
         <w:tc>
           <w:tcPr>
@@ -8908,6 +9981,9 @@
             </w:tcMar>
           </w:tcPr>
           <w:p>
+            <w:pPr>
+              <w:keepNext w:val="0"/>
+            </w:pPr>
             <w:r>
               <w:rPr>
                 <w:b/>
@@ -8930,6 +10006,9 @@
             </w:tcMar>
           </w:tcPr>
           <w:p>
+            <w:pPr>
+              <w:keepNext w:val="0"/>
+            </w:pPr>
             <w:r>
               <w:rPr>
                 <w:b/>
@@ -8944,6 +10023,7 @@
       <w:tr>
         <w:trPr>
           <w:jc w:val="center"/>
+          <w:cantSplit/>
         </w:trPr>
         <w:tc>
           <w:tcPr>
@@ -8956,6 +10036,9 @@
             </w:tcMar>
           </w:tcPr>
           <w:p>
+            <w:pPr>
+              <w:keepNext w:val="0"/>
+            </w:pPr>
             <w:r>
               <w:rPr>
                 <w:sz w:val="18"/>
@@ -8975,6 +10058,9 @@
             </w:tcMar>
           </w:tcPr>
           <w:p>
+            <w:pPr>
+              <w:keepNext w:val="0"/>
+            </w:pPr>
             <w:r>
               <w:rPr>
                 <w:sz w:val="18"/>
@@ -8987,6 +10073,7 @@
       <w:tr>
         <w:trPr>
           <w:jc w:val="center"/>
+          <w:cantSplit/>
         </w:trPr>
         <w:tc>
           <w:tcPr>
@@ -8999,6 +10086,9 @@
             </w:tcMar>
           </w:tcPr>
           <w:p>
+            <w:pPr>
+              <w:keepNext w:val="0"/>
+            </w:pPr>
             <w:r>
               <w:rPr>
                 <w:sz w:val="18"/>
@@ -9018,6 +10108,9 @@
             </w:tcMar>
           </w:tcPr>
           <w:p>
+            <w:pPr>
+              <w:keepNext w:val="0"/>
+            </w:pPr>
             <w:r>
               <w:rPr>
                 <w:sz w:val="18"/>
@@ -9030,6 +10123,7 @@
       <w:tr>
         <w:trPr>
           <w:jc w:val="center"/>
+          <w:cantSplit/>
         </w:trPr>
         <w:tc>
           <w:tcPr>
@@ -9042,6 +10136,9 @@
             </w:tcMar>
           </w:tcPr>
           <w:p>
+            <w:pPr>
+              <w:keepNext w:val="0"/>
+            </w:pPr>
             <w:r>
               <w:rPr>
                 <w:sz w:val="18"/>
@@ -9061,6 +10158,9 @@
             </w:tcMar>
           </w:tcPr>
           <w:p>
+            <w:pPr>
+              <w:keepNext w:val="0"/>
+            </w:pPr>
             <w:r>
               <w:rPr>
                 <w:sz w:val="18"/>
@@ -9073,6 +10173,7 @@
       <w:tr>
         <w:trPr>
           <w:jc w:val="center"/>
+          <w:cantSplit/>
         </w:trPr>
         <w:tc>
           <w:tcPr>
@@ -9085,6 +10186,9 @@
             </w:tcMar>
           </w:tcPr>
           <w:p>
+            <w:pPr>
+              <w:keepNext w:val="0"/>
+            </w:pPr>
             <w:r>
               <w:rPr>
                 <w:sz w:val="18"/>
@@ -9104,6 +10208,9 @@
             </w:tcMar>
           </w:tcPr>
           <w:p>
+            <w:pPr>
+              <w:keepNext w:val="0"/>
+            </w:pPr>
             <w:r>
               <w:rPr>
                 <w:sz w:val="18"/>
@@ -9116,6 +10223,7 @@
       <w:tr>
         <w:trPr>
           <w:jc w:val="center"/>
+          <w:cantSplit/>
         </w:trPr>
         <w:tc>
           <w:tcPr>
@@ -9128,6 +10236,9 @@
             </w:tcMar>
           </w:tcPr>
           <w:p>
+            <w:pPr>
+              <w:keepNext w:val="0"/>
+            </w:pPr>
             <w:r>
               <w:rPr>
                 <w:sz w:val="18"/>
@@ -9147,6 +10258,9 @@
             </w:tcMar>
           </w:tcPr>
           <w:p>
+            <w:pPr>
+              <w:keepNext w:val="0"/>
+            </w:pPr>
             <w:r>
               <w:rPr>
                 <w:sz w:val="18"/>
@@ -9159,6 +10273,7 @@
       <w:tr>
         <w:trPr>
           <w:jc w:val="center"/>
+          <w:cantSplit/>
         </w:trPr>
         <w:tc>
           <w:tcPr>
@@ -9171,6 +10286,9 @@
             </w:tcMar>
           </w:tcPr>
           <w:p>
+            <w:pPr>
+              <w:keepNext w:val="0"/>
+            </w:pPr>
             <w:r>
               <w:rPr>
                 <w:sz w:val="18"/>
@@ -9190,6 +10308,9 @@
             </w:tcMar>
           </w:tcPr>
           <w:p>
+            <w:pPr>
+              <w:keepNext w:val="0"/>
+            </w:pPr>
             <w:r>
               <w:rPr>
                 <w:sz w:val="18"/>
@@ -9228,6 +10349,8 @@
         <w:trPr>
           <w:tblHeader/>
           <w:jc w:val="center"/>
+          <w:tblHeader/>
+          <w:cantSplit/>
         </w:trPr>
         <w:tc>
           <w:tcPr>
@@ -9241,6 +10364,9 @@
             </w:tcMar>
           </w:tcPr>
           <w:p>
+            <w:pPr>
+              <w:keepNext w:val="0"/>
+            </w:pPr>
             <w:r>
               <w:rPr>
                 <w:b/>
@@ -9263,6 +10389,9 @@
             </w:tcMar>
           </w:tcPr>
           <w:p>
+            <w:pPr>
+              <w:keepNext w:val="0"/>
+            </w:pPr>
             <w:r>
               <w:rPr>
                 <w:b/>
@@ -9277,6 +10406,7 @@
       <w:tr>
         <w:trPr>
           <w:jc w:val="center"/>
+          <w:cantSplit/>
         </w:trPr>
         <w:tc>
           <w:tcPr>
@@ -9289,6 +10419,9 @@
             </w:tcMar>
           </w:tcPr>
           <w:p>
+            <w:pPr>
+              <w:keepNext w:val="0"/>
+            </w:pPr>
             <w:r>
               <w:rPr>
                 <w:sz w:val="18"/>
@@ -9308,6 +10441,9 @@
             </w:tcMar>
           </w:tcPr>
           <w:p>
+            <w:pPr>
+              <w:keepNext w:val="0"/>
+            </w:pPr>
             <w:r>
               <w:rPr>
                 <w:sz w:val="18"/>
@@ -9320,6 +10456,7 @@
       <w:tr>
         <w:trPr>
           <w:jc w:val="center"/>
+          <w:cantSplit/>
         </w:trPr>
         <w:tc>
           <w:tcPr>
@@ -9332,6 +10469,9 @@
             </w:tcMar>
           </w:tcPr>
           <w:p>
+            <w:pPr>
+              <w:keepNext w:val="0"/>
+            </w:pPr>
             <w:r>
               <w:rPr>
                 <w:sz w:val="18"/>
@@ -9351,6 +10491,9 @@
             </w:tcMar>
           </w:tcPr>
           <w:p>
+            <w:pPr>
+              <w:keepNext w:val="0"/>
+            </w:pPr>
             <w:r>
               <w:rPr>
                 <w:sz w:val="18"/>
@@ -9363,6 +10506,7 @@
       <w:tr>
         <w:trPr>
           <w:jc w:val="center"/>
+          <w:cantSplit/>
         </w:trPr>
         <w:tc>
           <w:tcPr>
@@ -9375,6 +10519,9 @@
             </w:tcMar>
           </w:tcPr>
           <w:p>
+            <w:pPr>
+              <w:keepNext w:val="0"/>
+            </w:pPr>
             <w:r>
               <w:rPr>
                 <w:sz w:val="18"/>
@@ -9394,6 +10541,9 @@
             </w:tcMar>
           </w:tcPr>
           <w:p>
+            <w:pPr>
+              <w:keepNext w:val="0"/>
+            </w:pPr>
             <w:r>
               <w:rPr>
                 <w:sz w:val="18"/>
@@ -9406,6 +10556,7 @@
       <w:tr>
         <w:trPr>
           <w:jc w:val="center"/>
+          <w:cantSplit/>
         </w:trPr>
         <w:tc>
           <w:tcPr>
@@ -9418,6 +10569,9 @@
             </w:tcMar>
           </w:tcPr>
           <w:p>
+            <w:pPr>
+              <w:keepNext w:val="0"/>
+            </w:pPr>
             <w:r>
               <w:rPr>
                 <w:sz w:val="18"/>
@@ -9437,6 +10591,9 @@
             </w:tcMar>
           </w:tcPr>
           <w:p>
+            <w:pPr>
+              <w:keepNext w:val="0"/>
+            </w:pPr>
             <w:r>
               <w:rPr>
                 <w:sz w:val="18"/>
@@ -9449,6 +10606,7 @@
       <w:tr>
         <w:trPr>
           <w:jc w:val="center"/>
+          <w:cantSplit/>
         </w:trPr>
         <w:tc>
           <w:tcPr>
@@ -9461,6 +10619,9 @@
             </w:tcMar>
           </w:tcPr>
           <w:p>
+            <w:pPr>
+              <w:keepNext w:val="0"/>
+            </w:pPr>
             <w:r>
               <w:rPr>
                 <w:sz w:val="18"/>
@@ -9480,6 +10641,9 @@
             </w:tcMar>
           </w:tcPr>
           <w:p>
+            <w:pPr>
+              <w:keepNext w:val="0"/>
+            </w:pPr>
             <w:r>
               <w:rPr>
                 <w:sz w:val="18"/>
@@ -9492,6 +10656,7 @@
       <w:tr>
         <w:trPr>
           <w:jc w:val="center"/>
+          <w:cantSplit/>
         </w:trPr>
         <w:tc>
           <w:tcPr>
@@ -9504,6 +10669,9 @@
             </w:tcMar>
           </w:tcPr>
           <w:p>
+            <w:pPr>
+              <w:keepNext w:val="0"/>
+            </w:pPr>
             <w:r>
               <w:rPr>
                 <w:sz w:val="18"/>
@@ -9524,6 +10692,9 @@
             </w:tcMar>
           </w:tcPr>
           <w:p>
+            <w:pPr>
+              <w:keepNext w:val="0"/>
+            </w:pPr>
             <w:r>
               <w:rPr>
                 <w:sz w:val="18"/>
@@ -9536,6 +10707,7 @@
       <w:tr>
         <w:trPr>
           <w:jc w:val="center"/>
+          <w:cantSplit/>
         </w:trPr>
         <w:tc>
           <w:tcPr>
@@ -9548,6 +10720,9 @@
             </w:tcMar>
           </w:tcPr>
           <w:p>
+            <w:pPr>
+              <w:keepNext w:val="0"/>
+            </w:pPr>
             <w:r>
               <w:rPr>
                 <w:sz w:val="18"/>
@@ -9567,11 +10742,14 @@
             </w:tcMar>
           </w:tcPr>
           <w:p>
-            <w:r>
-              <w:rPr>
-                <w:sz w:val="18"/>
-              </w:rPr>
-              <w:t>Current UI action used when a consequential position is ready to defend; earlier materials may call this State My Recommendation.</w:t>
+            <w:pPr>
+              <w:keepNext w:val="0"/>
+            </w:pPr>
+            <w:r>
+              <w:rPr>
+                <w:sz w:val="18"/>
+              </w:rPr>
+              <w:t>Send action in recommendation mode; State My Recommendation separately records a defensible position.</w:t>
             </w:r>
           </w:p>
         </w:tc>
@@ -9579,6 +10757,7 @@
       <w:tr>
         <w:trPr>
           <w:jc w:val="center"/>
+          <w:cantSplit/>
         </w:trPr>
         <w:tc>
           <w:tcPr>
@@ -9591,6 +10770,9 @@
             </w:tcMar>
           </w:tcPr>
           <w:p>
+            <w:pPr>
+              <w:keepNext w:val="0"/>
+            </w:pPr>
             <w:r>
               <w:rPr>
                 <w:sz w:val="18"/>
@@ -9610,6 +10792,9 @@
             </w:tcMar>
           </w:tcPr>
           <w:p>
+            <w:pPr>
+              <w:keepNext w:val="0"/>
+            </w:pPr>
             <w:r>
               <w:rPr>
                 <w:sz w:val="18"/>
@@ -9622,6 +10807,7 @@
       <w:tr>
         <w:trPr>
           <w:jc w:val="center"/>
+          <w:cantSplit/>
         </w:trPr>
         <w:tc>
           <w:tcPr>
@@ -9634,6 +10820,9 @@
             </w:tcMar>
           </w:tcPr>
           <w:p>
+            <w:pPr>
+              <w:keepNext w:val="0"/>
+            </w:pPr>
             <w:r>
               <w:rPr>
                 <w:sz w:val="18"/>
@@ -9653,6 +10842,9 @@
             </w:tcMar>
           </w:tcPr>
           <w:p>
+            <w:pPr>
+              <w:keepNext w:val="0"/>
+            </w:pPr>
             <w:r>
               <w:rPr>
                 <w:sz w:val="18"/>
@@ -9665,6 +10857,7 @@
       <w:tr>
         <w:trPr>
           <w:jc w:val="center"/>
+          <w:cantSplit/>
         </w:trPr>
         <w:tc>
           <w:tcPr>
@@ -9677,6 +10870,9 @@
             </w:tcMar>
           </w:tcPr>
           <w:p>
+            <w:pPr>
+              <w:keepNext w:val="0"/>
+            </w:pPr>
             <w:r>
               <w:rPr>
                 <w:sz w:val="18"/>
@@ -9696,6 +10892,9 @@
             </w:tcMar>
           </w:tcPr>
           <w:p>
+            <w:pPr>
+              <w:keepNext w:val="0"/>
+            </w:pPr>
             <w:r>
               <w:rPr>
                 <w:sz w:val="18"/>
@@ -9715,7 +10914,7 @@
       <w:headerReference w:type="default" r:id="rId25"/>
       <w:footerReference w:type="default" r:id="rId26"/>
       <w:pgSz w:w="12240" w:h="15840"/>
-      <w:pgMar w:top="936" w:right="1037" w:bottom="936" w:left="1037" w:header="720" w:footer="720" w:gutter="0"/>
+      <w:pgMar w:top="1512" w:right="1037" w:bottom="1080" w:left="1037" w:header="720" w:footer="504" w:gutter="0"/>
       <w:cols w:space="720"/>
       <w:docGrid w:linePitch="360"/>
     </w:sectPr>
@@ -10812,16 +12011,13 @@
     <w:qFormat/>
     <w:rsid w:val="00FC693F"/>
     <w:pPr>
-      <w:pBdr>
-        <w:bottom w:val="single" w:sz="8" w:space="4" w:color="4F81BD" w:themeColor="accent1"/>
-      </w:pBdr>
       <w:spacing w:before="160" w:after="80" w:line="240" w:lineRule="auto"/>
       <w:contextualSpacing/>
     </w:pPr>
     <w:rPr>
       <w:rFonts w:asciiTheme="majorHAnsi" w:eastAsiaTheme="majorEastAsia" w:hAnsiTheme="majorHAnsi" w:cstheme="majorBidi"/>
       <w:b/>
-      <w:color w:val="0B1722"/>
+      <w:color w:val="000000"/>
       <w:spacing w:val="5"/>
       <w:kern w:val="28"/>
       <w:sz w:val="56"/>

--- a/docs/manuals/05_ETIS_Engineering_Studio_Student_User_Guide.docx
+++ b/docs/manuals/05_ETIS_Engineering_Studio_Student_User_Guide.docx
@@ -37,7 +37,7 @@
     </w:p>
     <w:p>
       <w:r>
-        <w:t>v0.18.0 manual edition. Software release candidate; publication follows deployment acceptance.</w:t>
+        <w:t>v0.18.0 release manual edition. Production acceptance has separate source and deployment provenance.</w:t>
       </w:r>
     </w:p>
     <w:tbl>

--- a/docs/manuals/05_ETIS_Engineering_Studio_Student_User_Guide.docx
+++ b/docs/manuals/05_ETIS_Engineering_Studio_Student_User_Guide.docx
@@ -37,7 +37,7 @@
     </w:p>
     <w:p>
       <w:r>
-        <w:t>v0.18.0 release manual edition. Production acceptance has separate source and deployment provenance.</w:t>
+        <w:t>v0.18.1 candidate manual edition. Local UI validation only; production remains accepted v0.18.0 until protected deployment and human acceptance.</w:t>
       </w:r>
     </w:p>
     <w:tbl>
@@ -320,6 +320,9 @@
       <w:r>
         <w:t>Use Word’s Navigation pane to jump directly among the numbered headings. The section list below follows the same structure.</w:t>
       </w:r>
+      <w:r>
+        <w:t xml:space="preserve"> For current v0.18.1 navigation labels and the complete newer-snapshot review cycle, begin with Section 21; earlier screenshots in this guide are labeled historical.</w:t>
+      </w:r>
     </w:p>
     <w:p>
       <w:pPr>
@@ -485,6 +488,11 @@
       </w:pPr>
       <w:r>
         <w:t>20. Appendix D - Terminology</w:t>
+      </w:r>
+    </w:p>
+    <w:p>
+      <w:r>
+        <w:t>21. Complete walkthrough: Review → Improve → New Snapshot (v0.18.1 candidate)</w:t>
       </w:r>
     </w:p>
     <w:p>
@@ -7221,12 +7229,12 @@
         <w:pStyle w:val="Heading2"/>
       </w:pPr>
       <w:r>
-        <w:t>11.3 Complete Review</w:t>
-      </w:r>
-    </w:p>
-    <w:p>
-      <w:r>
-        <w:t>Complete Review closes the current developmental session and preserves its persisted turns and frozen evidence context. Completion is not a grade. If the repository changes later and you need a clean new context, start a new review rather than trying to rewrite the old one.</w:t>
+        <w:t>11.3 Finish this review</w:t>
+      </w:r>
+    </w:p>
+    <w:p>
+      <w:r>
+        <w:t>Finish this review closes the current developmental session and preserves its persisted turns and frozen evidence context. Completion is not a grade. If the repository changes later and you need a clean new context, start a new review rather than trying to rewrite the old one.</w:t>
       </w:r>
     </w:p>
     <w:p>
@@ -7921,7 +7929,7 @@
         <w:t xml:space="preserve">5. </w:t>
       </w:r>
       <w:r>
-        <w:t>If the team has materially changed the repository and you want those changes reviewed, start a new review for the newer evidence state rather than trying to rewrite the old historical session.</w:t>
+        <w:t>If the team has materially changed the repository and you want those changes reviewed, choose Start another Board Review for the available repository revision state rather than trying to rewrite the old historical session.</w:t>
       </w:r>
     </w:p>
     <w:tbl>
@@ -9696,7 +9704,7 @@
     </w:p>
     <w:p>
       <w:r>
-        <w:t>Recommended path: Inspect Engineering Evidence -&gt; choose Board Review -&gt; start review -&gt; reason/ask/challenge -&gt; state recommendation only when warranted -&gt; Complete Review -&gt; commit follow-up changes in GitHub.</w:t>
+        <w:t>Recommended path: Inspect Engineering Evidence -&gt; choose Board Review -&gt; start review -&gt; reason/ask/challenge -&gt; state recommendation only when warranted -&gt; Finish this review -&gt; commit follow-up changes in GitHub.</w:t>
       </w:r>
     </w:p>
     <w:p>
@@ -9751,7 +9759,7 @@
     </w:p>
     <w:p>
       <w:r>
-        <w:t>Recommended path: Leave the old review intact. Use GitHub to verify the new commits, then start a new review so a new snapshot captures the improved state.</w:t>
+        <w:t>Recommended path: Leave the old review intact. Use GitHub to verify the new commits, then choose Start another Board Review so the available repository revision captures the improved state.</w:t>
       </w:r>
     </w:p>
     <w:p>
@@ -10909,6 +10917,276 @@
       <w:pPr>
         <w:spacing w:after="40"/>
       </w:pPr>
+    </w:p>
+    <w:p>
+      <w:r>
+        <w:br w:type="page"/>
+      </w:r>
+    </w:p>
+    <w:p>
+      <w:pPr>
+        <w:pStyle w:val="Heading1"/>
+      </w:pPr>
+      <w:r>
+        <w:t>21. Complete walkthrough: Review → Improve → New Snapshot (v0.18.1 candidate)</w:t>
+      </w:r>
+    </w:p>
+    <w:p>
+      <w:pPr>
+        <w:pStyle w:val="Heading2"/>
+      </w:pPr>
+      <w:r>
+        <w:t>Step 1 — Sign in and check readiness</w:t>
+      </w:r>
+    </w:p>
+    <w:p>
+      <w:r>
+        <w:t>Sign in using the institution’s configured login. Open My Team. Confirm your course/team assignment, GitHub identity link and verified team repository independently. A team repository may be verified even when your own GitHub identity still needs linking. Complete any required setup before starting a review.</w:t>
+      </w:r>
+    </w:p>
+    <w:p>
+      <w:pPr>
+        <w:pStyle w:val="Heading2"/>
+      </w:pPr>
+      <w:r>
+        <w:t>Step 2 — Select the phase and begin</w:t>
+      </w:r>
+    </w:p>
+    <w:p>
+      <w:r>
+        <w:t>Go to Engineering Review Room. Check the team, project, selected A1–A6 phase and repository. If no review is selected, choose Start Board Review. Board Review chooses the phase question. “Other review options” exposes Focused Review and Review Findings for a specific engineering intent.</w:t>
+      </w:r>
+    </w:p>
+    <w:p>
+      <w:pPr>
+        <w:pStyle w:val="Heading2"/>
+      </w:pPr>
+      <w:r>
+        <w:t>Step 3 — Understand the current review</w:t>
+      </w:r>
+    </w:p>
+    <w:p>
+      <w:r>
+        <w:t>The banner identifies Currently viewing, the review number, Open/Finished status, phase, snapshot ID and frozen commit. More than one session can be Open, but only one is on screen. The review conversation never auto-updates to newer GitHub commits.</w:t>
+      </w:r>
+    </w:p>
+    <w:p>
+      <w:pPr>
+        <w:pStyle w:val="Heading2"/>
+      </w:pPr>
+      <w:r>
+        <w:t>Step 4 — Talk to the Review Board</w:t>
+      </w:r>
+    </w:p>
+    <w:p>
+      <w:r>
+        <w:t>Read the board’s challenge. Type in the clearly labeled response field and use Send to Reviewer. You can ask for a plain-language example, say where you are uncertain, disagree with evidence, or describe an engineering decision and its tradeoffs. Do not treat coaching or evidence coverage as a grade.</w:t>
+      </w:r>
+    </w:p>
+    <w:p>
+      <w:pPr>
+        <w:pStyle w:val="Heading2"/>
+      </w:pPr>
+      <w:r>
+        <w:t>Step 5 — Inspect supporting evidence</w:t>
+      </w:r>
+    </w:p>
+    <w:p>
+      <w:r>
+        <w:t>Use the paired room navigation or Browse Engineering Evidence. Engineering Evidence Room displays the latest saved evidence for the selected phase, not live GitHub HEAD. Compare its snapshot ID with your current review. If they differ, choose Inspect the evidence from the selected review for original FACT rather than assuming the newer snapshot was available to the old Review Board.</w:t>
+      </w:r>
+    </w:p>
+    <w:p>
+      <w:pPr>
+        <w:pStyle w:val="Heading2"/>
+      </w:pPr>
+      <w:r>
+        <w:t>Step 6 — Challenge or improve</w:t>
+      </w:r>
+    </w:p>
+    <w:p>
+      <w:r>
+        <w:t>If the reviewer overlooked evidence already present in the selected frozen snapshot, use the appropriate challenge or Find supporting evidence action and explain the engineering meaning of the cited artifact. If the concern is valid, agree on an engineering improvement you can implement; the AI cannot approve or close the course phase gate.</w:t>
+      </w:r>
+    </w:p>
+    <w:p>
+      <w:pPr>
+        <w:pStyle w:val="Heading2"/>
+      </w:pPr>
+      <w:r>
+        <w:t>Step 7 — Make and push repository changes</w:t>
+      </w:r>
+    </w:p>
+    <w:p>
+      <w:r>
+        <w:t>Leave Studio open or return later. In your team’s GitHub workflow, edit and verify the relevant artifacts or implementation; commit and push changes to the connected repository. A file name alone or a claim made in the chat is not new frozen evidence.</w:t>
+      </w:r>
+    </w:p>
+    <w:p>
+      <w:pPr>
+        <w:pStyle w:val="Heading2"/>
+      </w:pPr>
+      <w:r>
+        <w:t>Step 8 — Start another Board Review</w:t>
+      </w:r>
+    </w:p>
+    <w:p>
+      <w:r>
+        <w:t>Return to Engineering Review Room. Select Start another Board Review. You may leave the earlier review open; completing it is not required. The new session captures or reuses the repository revision available at that moment. Check its actual commit and snapshot ID before claiming that new work was reviewed. If the commit did not change, a new conversation does not mean new evidence.</w:t>
+      </w:r>
+    </w:p>
+    <w:p>
+      <w:pPr>
+        <w:pStyle w:val="Heading2"/>
+      </w:pPr>
+      <w:r>
+        <w:t>Step 9 — Return to old reviews</w:t>
+      </w:r>
+    </w:p>
+    <w:p>
+      <w:r>
+        <w:t>Use Review History or Browse all reviews. Choose Resume for an open review, or View for a finished one. Switching the selected review does not finish others. Older sessions retain their original frozen evidence and dialogue even after your team advances to a new commit.</w:t>
+      </w:r>
+    </w:p>
+    <w:p>
+      <w:pPr>
+        <w:pStyle w:val="Heading2"/>
+      </w:pPr>
+      <w:r>
+        <w:t>Step 10 — Finish safely</w:t>
+      </w:r>
+    </w:p>
+    <w:p>
+      <w:r>
+        <w:t>When a conversation is complete, select Finish this review and confirm. The session remains currently viewable but becomes read-only; its original discussion and evidence are preserved. Finishing does not mean instructor acceptance or a grade. Start another Board Review whenever you need to examine later work.</w:t>
+      </w:r>
+    </w:p>
+    <w:p>
+      <w:pPr>
+        <w:pStyle w:val="Heading2"/>
+      </w:pPr>
+      <w:r>
+        <w:t>Step 11 — Get navigation help or recover</w:t>
+      </w:r>
+    </w:p>
+    <w:p>
+      <w:r>
+        <w:t>Use Help or Help &amp; guidance for deterministic navigation instructions; routine Help does not call a paid reviewer. If a review fails to start, consult Review History before retrying. If sending fails, check whether the turn already appears before repeating; preserve and recover unsent drafts in the original browser tab when possible. Report only the phase, time, clicked control and error—never secrets or private transcripts.</w:t>
+      </w:r>
+    </w:p>
+    <w:p>
+      <w:pPr>
+        <w:pStyle w:val="Heading2"/>
+      </w:pPr>
+      <w:r>
+        <w:t>Reality check</w:t>
+      </w:r>
+    </w:p>
+    <w:p>
+      <w:r>
+        <w:t>This walkthrough describes the current v0.18.1 source candidate UI. The simulator uses synthetic repositories and scripted reviewer text. Only a protected production deployment and authenticated student smoke can establish live behavior.</w:t>
+      </w:r>
+    </w:p>
+    <w:p>
+      <w:pPr>
+        <w:pStyle w:val="Heading2"/>
+      </w:pPr>
+      <w:r>
+        <w:t>UI reference screenshots (synthetic examples)</w:t>
+      </w:r>
+    </w:p>
+    <w:p>
+      <w:r>
+        <w:t>These screenshots show synthetic local simulator data, not real student work. UI labels are source-candidate illustrations; current application state is authoritative.</w:t>
+      </w:r>
+    </w:p>
+    <w:p>
+      <w:r>
+        <w:drawing>
+          <wp:inline xmlns:a="http://schemas.openxmlformats.org/drawingml/2006/main" xmlns:pic="http://schemas.openxmlformats.org/drawingml/2006/picture">
+            <wp:extent cx="5486400" cy="3429000"/>
+            <wp:docPr id="20" name="Picture 20"/>
+            <wp:cNvGraphicFramePr>
+              <a:graphicFrameLocks noChangeAspect="1"/>
+            </wp:cNvGraphicFramePr>
+            <a:graphic>
+              <a:graphicData uri="http://schemas.openxmlformats.org/drawingml/2006/picture">
+                <pic:pic>
+                  <pic:nvPicPr>
+                    <pic:cNvPr id="0" name="ETIS_Studio_Compact_Review_UI.png"/>
+                    <pic:cNvPicPr/>
+                  </pic:nvPicPr>
+                  <pic:blipFill>
+                    <a:blip r:embed="rId29"/>
+                    <a:stretch>
+                      <a:fillRect/>
+                    </a:stretch>
+                  </pic:blipFill>
+                  <pic:spPr>
+                    <a:xfrm>
+                      <a:off x="0" y="0"/>
+                      <a:ext cx="5486400" cy="3429000"/>
+                    </a:xfrm>
+                    <a:prstGeom prst="rect"/>
+                  </pic:spPr>
+                </pic:pic>
+              </a:graphicData>
+            </a:graphic>
+          </wp:inline>
+        </w:drawing>
+      </w:r>
+    </w:p>
+    <w:p>
+      <w:pPr>
+        <w:pStyle w:val="Caption"/>
+      </w:pPr>
+      <w:r>
+        <w:t>Review Room with conversation, frozen snapshot and visible response composer</w:t>
+      </w:r>
+    </w:p>
+    <w:p>
+      <w:r>
+        <w:drawing>
+          <wp:inline xmlns:a="http://schemas.openxmlformats.org/drawingml/2006/main" xmlns:pic="http://schemas.openxmlformats.org/drawingml/2006/picture">
+            <wp:extent cx="5486400" cy="3429000"/>
+            <wp:docPr id="21" name="Picture 21"/>
+            <wp:cNvGraphicFramePr>
+              <a:graphicFrameLocks noChangeAspect="1"/>
+            </wp:cNvGraphicFramePr>
+            <a:graphic>
+              <a:graphicData uri="http://schemas.openxmlformats.org/drawingml/2006/picture">
+                <pic:pic>
+                  <pic:nvPicPr>
+                    <pic:cNvPr id="0" name="ETIS_Studio_Older_Review_Newer_Evidence_UI.png"/>
+                    <pic:cNvPicPr/>
+                  </pic:nvPicPr>
+                  <pic:blipFill>
+                    <a:blip r:embed="rId30"/>
+                    <a:stretch>
+                      <a:fillRect/>
+                    </a:stretch>
+                  </pic:blipFill>
+                  <pic:spPr>
+                    <a:xfrm>
+                      <a:off x="0" y="0"/>
+                      <a:ext cx="5486400" cy="3429000"/>
+                    </a:xfrm>
+                    <a:prstGeom prst="rect"/>
+                  </pic:spPr>
+                </pic:pic>
+              </a:graphicData>
+            </a:graphic>
+          </wp:inline>
+        </w:drawing>
+      </w:r>
+    </w:p>
+    <w:p>
+      <w:pPr>
+        <w:pStyle w:val="Caption"/>
+      </w:pPr>
+      <w:r>
+        <w:t>Evidence Room warning when the latest saved evidence differs from the selected review</w:t>
+      </w:r>
     </w:p>
     <w:sectPr>
       <w:headerReference w:type="default" r:id="rId25"/>
